--- a/Lab10/10_Рудин.docx
+++ b/Lab10/10_Рудин.docx
@@ -416,6 +416,3707 @@
         </w:rPr>
         <w:br w:type="page"/>
       </w:r>
+    </w:p>
+    <w:p>
+      <w:pPr>
+        <w:jc w:val="both"/>
+      </w:pPr>
+      <w:r>
+        <w:rPr>
+          <w:b/>
+          <w:i/>
+        </w:rPr>
+        <w:lastRenderedPageBreak/>
+        <w:t>Цель работы</w:t>
+      </w:r>
+      <w:r>
+        <w:t>:</w:t>
+      </w:r>
+    </w:p>
+    <w:p>
+      <w:pPr>
+        <w:jc w:val="both"/>
+      </w:pPr>
+      <w:r>
+        <w:t xml:space="preserve">усвоить методы решения </w:t>
+      </w:r>
+      <w:r>
+        <w:rPr>
+          <w:b/>
+          <w:i/>
+        </w:rPr>
+        <w:t xml:space="preserve">линейного дифференциального уравнения </w:t>
+      </w:r>
+      <w:r>
+        <w:rPr>
+          <w:b/>
+          <w:i/>
+        </w:rPr>
+        <w:t>2</w:t>
+      </w:r>
+      <w:r>
+        <w:rPr>
+          <w:b/>
+          <w:i/>
+        </w:rPr>
+        <w:t xml:space="preserve">-го порядка </w:t>
+      </w:r>
+      <w:r>
+        <w:rPr>
+          <w:b/>
+          <w:i/>
+        </w:rPr>
+        <w:t>эллиптического типа</w:t>
+      </w:r>
+      <w:r>
+        <w:t>.</w:t>
+      </w:r>
+    </w:p>
+    <w:p>
+      <w:pPr>
+        <w:ind w:firstLine="708"/>
+        <w:jc w:val="both"/>
+      </w:pPr>
+      <w:r>
+        <w:t xml:space="preserve">Численное решение дифференциального уравнения в частных производных предполагает получение двумерной числовой таблицы приближенных значений </w:t>
+      </w:r>
+      <w:r>
+        <w:rPr>
+          <w:i/>
+          <w:iCs/>
+          <w:lang w:val="en-US"/>
+        </w:rPr>
+        <w:t>U</w:t>
+      </w:r>
+      <w:r>
+        <w:rPr>
+          <w:i/>
+          <w:iCs/>
+          <w:vertAlign w:val="subscript"/>
+        </w:rPr>
+        <w:t>i</w:t>
+      </w:r>
+      <w:r>
+        <w:rPr>
+          <w:i/>
+          <w:iCs/>
+          <w:vertAlign w:val="subscript"/>
+          <w:lang w:val="en-US"/>
+        </w:rPr>
+        <w:t>j</w:t>
+      </w:r>
+      <w:r>
+        <w:rPr>
+          <w:i/>
+          <w:iCs/>
+        </w:rPr>
+        <w:t xml:space="preserve"> </w:t>
+      </w:r>
+      <w:r>
+        <w:t xml:space="preserve">искомой функции </w:t>
+      </w:r>
+      <w:r>
+        <w:rPr>
+          <w:i/>
+          <w:iCs/>
+          <w:lang w:val="en-US"/>
+        </w:rPr>
+        <w:t>U</w:t>
+      </w:r>
+      <w:r>
+        <w:t>(</w:t>
+      </w:r>
+      <w:proofErr w:type="gramStart"/>
+      <w:r>
+        <w:rPr>
+          <w:i/>
+          <w:lang w:val="en-US"/>
+        </w:rPr>
+        <w:t>x</w:t>
+      </w:r>
+      <w:r>
+        <w:rPr>
+          <w:i/>
+        </w:rPr>
+        <w:t>,</w:t>
+      </w:r>
+      <w:r>
+        <w:rPr>
+          <w:i/>
+          <w:lang w:val="en-US"/>
+        </w:rPr>
+        <w:t>y</w:t>
+      </w:r>
+      <w:proofErr w:type="gramEnd"/>
+      <w:r>
+        <w:rPr>
+          <w:i/>
+          <w:iCs/>
+        </w:rPr>
+        <w:t>)</w:t>
+      </w:r>
+      <w:r>
+        <w:rPr>
+          <w:iCs/>
+        </w:rPr>
+        <w:t xml:space="preserve"> с заданной точностью </w:t>
+      </w:r>
+      <w:r>
+        <w:t>для некоторых значений аргументов</w:t>
+      </w:r>
+    </w:p>
+    <w:p>
+      <w:pPr>
+        <w:ind w:firstLine="708"/>
+        <w:jc w:val="both"/>
+      </w:pPr>
+      <w:r>
+        <w:rPr>
+          <w:i/>
+          <w:iCs/>
+          <w:lang w:val="en-US"/>
+        </w:rPr>
+        <w:t>x</w:t>
+      </w:r>
+      <w:r>
+        <w:rPr>
+          <w:i/>
+          <w:iCs/>
+          <w:vertAlign w:val="subscript"/>
+          <w:lang w:val="en-US"/>
+        </w:rPr>
+        <w:t>i</w:t>
+      </w:r>
+      <w:r>
+        <w:rPr>
+          <w:i/>
+          <w:iCs/>
+        </w:rPr>
+        <w:t xml:space="preserve"> </w:t>
+      </w:r>
+      <w:r>
+        <w:rPr>
+          <w:rFonts w:ascii="Symbol" w:eastAsia="Symbol" w:hAnsi="Symbol" w:cs="Symbol"/>
+          <w:i/>
+          <w:iCs/>
+        </w:rPr>
+        <w:t>Î</w:t>
+      </w:r>
+      <w:r>
+        <w:rPr>
+          <w:i/>
+          <w:iCs/>
+        </w:rPr>
+        <w:t xml:space="preserve"> </w:t>
+      </w:r>
+      <w:r>
+        <w:t>[</w:t>
+      </w:r>
+      <w:r>
+        <w:rPr>
+          <w:i/>
+          <w:lang w:val="en-US"/>
+        </w:rPr>
+        <w:t>a</w:t>
+      </w:r>
+      <w:r>
+        <w:t xml:space="preserve">, </w:t>
+      </w:r>
+      <w:r>
+        <w:rPr>
+          <w:i/>
+          <w:iCs/>
+        </w:rPr>
+        <w:t>b</w:t>
+      </w:r>
+      <w:r>
+        <w:t>],</w:t>
+      </w:r>
+      <w:r>
+        <w:rPr>
+          <w:i/>
+          <w:iCs/>
+        </w:rPr>
+        <w:t xml:space="preserve"> </w:t>
+      </w:r>
+      <w:proofErr w:type="spellStart"/>
+      <w:r>
+        <w:rPr>
+          <w:i/>
+          <w:iCs/>
+          <w:lang w:val="en-US"/>
+        </w:rPr>
+        <w:t>y</w:t>
+      </w:r>
+      <w:r>
+        <w:rPr>
+          <w:i/>
+          <w:iCs/>
+          <w:vertAlign w:val="subscript"/>
+          <w:lang w:val="en-US"/>
+        </w:rPr>
+        <w:t>j</w:t>
+      </w:r>
+      <w:proofErr w:type="spellEnd"/>
+      <w:r>
+        <w:rPr>
+          <w:i/>
+          <w:iCs/>
+        </w:rPr>
+        <w:t xml:space="preserve"> </w:t>
+      </w:r>
+      <w:r>
+        <w:rPr>
+          <w:rFonts w:ascii="Symbol" w:eastAsia="Symbol" w:hAnsi="Symbol" w:cs="Symbol"/>
+          <w:i/>
+          <w:iCs/>
+        </w:rPr>
+        <w:t>Î</w:t>
+      </w:r>
+      <w:r>
+        <w:rPr>
+          <w:i/>
+          <w:iCs/>
+        </w:rPr>
+        <w:t xml:space="preserve"> </w:t>
+      </w:r>
+      <w:r>
+        <w:t>[</w:t>
+      </w:r>
+      <w:r>
+        <w:rPr>
+          <w:i/>
+          <w:lang w:val="en-US"/>
+        </w:rPr>
+        <w:t>c</w:t>
+      </w:r>
+      <w:r>
+        <w:t>,</w:t>
+      </w:r>
+      <w:r>
+        <w:rPr>
+          <w:i/>
+        </w:rPr>
+        <w:t xml:space="preserve"> </w:t>
+      </w:r>
+      <w:r>
+        <w:rPr>
+          <w:i/>
+          <w:lang w:val="en-US"/>
+        </w:rPr>
+        <w:t>d</w:t>
+      </w:r>
+      <w:r>
+        <w:t>]</w:t>
+      </w:r>
+    </w:p>
+    <w:p>
+      <w:pPr>
+        <w:ind w:firstLine="400"/>
+        <w:jc w:val="both"/>
+        <w:rPr>
+          <w:b/>
+          <w:i/>
+          <w:color w:val="333333"/>
+        </w:rPr>
+      </w:pPr>
+      <w:r>
+        <w:rPr>
+          <w:b/>
+          <w:i/>
+          <w:color w:val="333333"/>
+        </w:rPr>
+        <w:t>Задание.</w:t>
+      </w:r>
+    </w:p>
+    <w:p>
+      <w:pPr>
+        <w:jc w:val="both"/>
+        <w:rPr>
+          <w:color w:val="333333"/>
+        </w:rPr>
+      </w:pPr>
+      <w:r>
+        <w:rPr>
+          <w:color w:val="333333"/>
+        </w:rPr>
+        <w:t xml:space="preserve">Решить </w:t>
+      </w:r>
+      <w:r>
+        <w:rPr>
+          <w:color w:val="333333"/>
+        </w:rPr>
+        <w:t xml:space="preserve">эллиптическое </w:t>
+      </w:r>
+      <w:r>
+        <w:rPr>
+          <w:color w:val="333333"/>
+        </w:rPr>
+        <w:t>уравнение</w:t>
+      </w:r>
+    </w:p>
+    <w:p>
+      <w:pPr>
+        <w:jc w:val="both"/>
+        <w:rPr>
+          <w:sz w:val="26"/>
+          <w:szCs w:val="26"/>
+          <w:lang w:val="en-US"/>
+        </w:rPr>
+      </w:pPr>
+      <m:oMathPara>
+        <m:oMath>
+          <m:f>
+            <m:fPr>
+              <m:ctrlPr>
+                <w:rPr>
+                  <w:rFonts w:ascii="Cambria Math" w:hAnsi="Cambria Math"/>
+                  <w:i/>
+                  <w:sz w:val="26"/>
+                  <w:szCs w:val="26"/>
+                </w:rPr>
+              </m:ctrlPr>
+            </m:fPr>
+            <m:num>
+              <m:sSup>
+                <m:sSupPr>
+                  <m:ctrlPr>
+                    <w:rPr>
+                      <w:rFonts w:ascii="Cambria Math" w:hAnsi="Cambria Math"/>
+                      <w:i/>
+                      <w:sz w:val="26"/>
+                      <w:szCs w:val="26"/>
+                    </w:rPr>
+                  </m:ctrlPr>
+                </m:sSupPr>
+                <m:e>
+                  <m:r>
+                    <w:rPr>
+                      <w:rFonts w:ascii="Cambria Math"/>
+                      <w:sz w:val="26"/>
+                      <w:szCs w:val="26"/>
+                    </w:rPr>
+                    <m:t>∂</m:t>
+                  </m:r>
+                </m:e>
+                <m:sup>
+                  <m:r>
+                    <w:rPr>
+                      <w:rFonts w:ascii="Cambria Math"/>
+                      <w:sz w:val="26"/>
+                      <w:szCs w:val="26"/>
+                    </w:rPr>
+                    <m:t>2</m:t>
+                  </m:r>
+                </m:sup>
+              </m:sSup>
+              <m:r>
+                <w:rPr>
+                  <w:rFonts w:ascii="Cambria Math"/>
+                  <w:sz w:val="26"/>
+                  <w:szCs w:val="26"/>
+                </w:rPr>
+                <m:t>U</m:t>
+              </m:r>
+            </m:num>
+            <m:den>
+              <m:r>
+                <w:rPr>
+                  <w:rFonts w:ascii="Cambria Math"/>
+                  <w:sz w:val="26"/>
+                  <w:szCs w:val="26"/>
+                </w:rPr>
+                <m:t>∂</m:t>
+              </m:r>
+              <m:sSup>
+                <m:sSupPr>
+                  <m:ctrlPr>
+                    <w:rPr>
+                      <w:rFonts w:ascii="Cambria Math" w:hAnsi="Cambria Math"/>
+                      <w:i/>
+                      <w:sz w:val="26"/>
+                      <w:szCs w:val="26"/>
+                    </w:rPr>
+                  </m:ctrlPr>
+                </m:sSupPr>
+                <m:e>
+                  <m:r>
+                    <w:rPr>
+                      <w:rFonts w:ascii="Cambria Math"/>
+                      <w:sz w:val="26"/>
+                      <w:szCs w:val="26"/>
+                    </w:rPr>
+                    <m:t>x</m:t>
+                  </m:r>
+                </m:e>
+                <m:sup>
+                  <m:r>
+                    <w:rPr>
+                      <w:rFonts w:ascii="Cambria Math"/>
+                      <w:sz w:val="26"/>
+                      <w:szCs w:val="26"/>
+                    </w:rPr>
+                    <m:t>2</m:t>
+                  </m:r>
+                </m:sup>
+              </m:sSup>
+            </m:den>
+          </m:f>
+          <m:r>
+            <w:rPr>
+              <w:rFonts w:ascii="Cambria Math"/>
+              <w:sz w:val="26"/>
+              <w:szCs w:val="26"/>
+            </w:rPr>
+            <m:t>+</m:t>
+          </m:r>
+          <m:f>
+            <m:fPr>
+              <m:ctrlPr>
+                <w:rPr>
+                  <w:rFonts w:ascii="Cambria Math" w:hAnsi="Cambria Math"/>
+                  <w:i/>
+                  <w:sz w:val="26"/>
+                  <w:szCs w:val="26"/>
+                </w:rPr>
+              </m:ctrlPr>
+            </m:fPr>
+            <m:num>
+              <m:sSup>
+                <m:sSupPr>
+                  <m:ctrlPr>
+                    <w:rPr>
+                      <w:rFonts w:ascii="Cambria Math" w:hAnsi="Cambria Math"/>
+                      <w:i/>
+                      <w:sz w:val="26"/>
+                      <w:szCs w:val="26"/>
+                    </w:rPr>
+                  </m:ctrlPr>
+                </m:sSupPr>
+                <m:e>
+                  <m:r>
+                    <w:rPr>
+                      <w:rFonts w:ascii="Cambria Math"/>
+                      <w:sz w:val="26"/>
+                      <w:szCs w:val="26"/>
+                    </w:rPr>
+                    <m:t>∂</m:t>
+                  </m:r>
+                </m:e>
+                <m:sup>
+                  <m:r>
+                    <w:rPr>
+                      <w:rFonts w:ascii="Cambria Math"/>
+                      <w:sz w:val="26"/>
+                      <w:szCs w:val="26"/>
+                    </w:rPr>
+                    <m:t>2</m:t>
+                  </m:r>
+                </m:sup>
+              </m:sSup>
+              <m:r>
+                <w:rPr>
+                  <w:rFonts w:ascii="Cambria Math"/>
+                  <w:sz w:val="26"/>
+                  <w:szCs w:val="26"/>
+                </w:rPr>
+                <m:t>U</m:t>
+              </m:r>
+            </m:num>
+            <m:den>
+              <m:r>
+                <w:rPr>
+                  <w:rFonts w:ascii="Cambria Math"/>
+                  <w:sz w:val="26"/>
+                  <w:szCs w:val="26"/>
+                </w:rPr>
+                <m:t>∂</m:t>
+              </m:r>
+              <m:sSup>
+                <m:sSupPr>
+                  <m:ctrlPr>
+                    <w:rPr>
+                      <w:rFonts w:ascii="Cambria Math" w:hAnsi="Cambria Math"/>
+                      <w:i/>
+                      <w:sz w:val="26"/>
+                      <w:szCs w:val="26"/>
+                    </w:rPr>
+                  </m:ctrlPr>
+                </m:sSupPr>
+                <m:e>
+                  <m:r>
+                    <w:rPr>
+                      <w:rFonts w:ascii="Cambria Math"/>
+                      <w:sz w:val="26"/>
+                      <w:szCs w:val="26"/>
+                    </w:rPr>
+                    <m:t>y</m:t>
+                  </m:r>
+                </m:e>
+                <m:sup>
+                  <m:r>
+                    <w:rPr>
+                      <w:rFonts w:ascii="Cambria Math"/>
+                      <w:sz w:val="26"/>
+                      <w:szCs w:val="26"/>
+                    </w:rPr>
+                    <m:t>2</m:t>
+                  </m:r>
+                </m:sup>
+              </m:sSup>
+            </m:den>
+          </m:f>
+          <m:r>
+            <w:rPr>
+              <w:rFonts w:ascii="Cambria Math"/>
+              <w:sz w:val="26"/>
+              <w:szCs w:val="26"/>
+            </w:rPr>
+            <m:t>=f(x,y)</m:t>
+          </m:r>
+        </m:oMath>
+      </m:oMathPara>
+    </w:p>
+    <w:p>
+      <w:pPr>
+        <w:jc w:val="both"/>
+        <w:rPr>
+          <w:color w:val="333333"/>
+        </w:rPr>
+      </w:pPr>
+      <w:r>
+        <w:rPr>
+          <w:color w:val="333333"/>
+        </w:rPr>
+        <w:t>м</w:t>
+      </w:r>
+      <w:r>
+        <w:rPr>
+          <w:color w:val="333333"/>
+        </w:rPr>
+        <w:t>етод</w:t>
+      </w:r>
+      <w:r>
+        <w:rPr>
+          <w:color w:val="333333"/>
+        </w:rPr>
+        <w:t>ами</w:t>
+      </w:r>
+      <w:r>
+        <w:rPr>
+          <w:color w:val="333333"/>
+        </w:rPr>
+        <w:t xml:space="preserve"> </w:t>
+      </w:r>
+      <w:r>
+        <w:rPr>
+          <w:color w:val="333333"/>
+        </w:rPr>
+        <w:t>2-го порядка точности.</w:t>
+      </w:r>
+    </w:p>
+    <w:p>
+      <w:pPr>
+        <w:jc w:val="both"/>
+        <w:rPr>
+          <w:color w:val="333333"/>
+        </w:rPr>
+      </w:pPr>
+      <w:r>
+        <w:rPr>
+          <w:color w:val="333333"/>
+        </w:rPr>
+        <w:t xml:space="preserve">Сетки по </w:t>
+      </w:r>
+      <w:r>
+        <w:rPr>
+          <w:color w:val="333333"/>
+          <w:lang w:val="en-US"/>
+        </w:rPr>
+        <w:t>x</w:t>
+      </w:r>
+      <w:r>
+        <w:rPr>
+          <w:color w:val="333333"/>
+        </w:rPr>
+        <w:t xml:space="preserve"> </w:t>
+      </w:r>
+      <w:r>
+        <w:rPr>
+          <w:color w:val="333333"/>
+        </w:rPr>
+        <w:t xml:space="preserve">и по </w:t>
+      </w:r>
+      <w:r>
+        <w:rPr>
+          <w:color w:val="333333"/>
+          <w:lang w:val="en-US"/>
+        </w:rPr>
+        <w:t>y</w:t>
+      </w:r>
+      <w:r>
+        <w:rPr>
+          <w:color w:val="333333"/>
+        </w:rPr>
+        <w:t xml:space="preserve"> </w:t>
+      </w:r>
+      <w:r>
+        <w:rPr>
+          <w:color w:val="333333"/>
+        </w:rPr>
+        <w:t>взять равномерные.</w:t>
+      </w:r>
+    </w:p>
+    <w:p>
+      <w:pPr>
+        <w:jc w:val="both"/>
+        <w:rPr>
+          <w:color w:val="333333"/>
+        </w:rPr>
+      </w:pPr>
+      <w:r>
+        <w:rPr>
+          <w:color w:val="333333"/>
+        </w:rPr>
+        <w:t>Шаблон для разностной схемы:</w:t>
+      </w:r>
+    </w:p>
+    <w:p>
+      <w:pPr>
+        <w:jc w:val="both"/>
+        <w:rPr>
+          <w:color w:val="333333"/>
+        </w:rPr>
+      </w:pPr>
+      <w:r>
+        <w:rPr>
+          <w:noProof/>
+          <w:color w:val="333333"/>
+        </w:rPr>
+        <w:drawing>
+          <wp:inline distT="0" distB="0" distL="0" distR="0" wp14:anchorId="201A3A0F" wp14:editId="29321676">
+            <wp:extent cx="777240" cy="739140"/>
+            <wp:effectExtent l="19050" t="0" r="3810" b="0"/>
+            <wp:docPr id="1" name="Рисунок 1"/>
+            <wp:cNvGraphicFramePr>
+              <a:graphicFrameLocks xmlns:a="http://schemas.openxmlformats.org/drawingml/2006/main" noChangeAspect="1"/>
+            </wp:cNvGraphicFramePr>
+            <a:graphic xmlns:a="http://schemas.openxmlformats.org/drawingml/2006/main">
+              <a:graphicData uri="http://schemas.openxmlformats.org/drawingml/2006/picture">
+                <pic:pic xmlns:pic="http://schemas.openxmlformats.org/drawingml/2006/picture">
+                  <pic:nvPicPr>
+                    <pic:cNvPr id="0" name="Picture 1"/>
+                    <pic:cNvPicPr>
+                      <a:picLocks noChangeAspect="1" noChangeArrowheads="1"/>
+                    </pic:cNvPicPr>
+                  </pic:nvPicPr>
+                  <pic:blipFill>
+                    <a:blip r:embed="rId4" cstate="print"/>
+                    <a:srcRect/>
+                    <a:stretch>
+                      <a:fillRect/>
+                    </a:stretch>
+                  </pic:blipFill>
+                  <pic:spPr bwMode="auto">
+                    <a:xfrm>
+                      <a:off x="0" y="0"/>
+                      <a:ext cx="777240" cy="739140"/>
+                    </a:xfrm>
+                    <a:prstGeom prst="rect">
+                      <a:avLst/>
+                    </a:prstGeom>
+                    <a:noFill/>
+                    <a:ln w="9525">
+                      <a:noFill/>
+                      <a:miter lim="800000"/>
+                      <a:headEnd/>
+                      <a:tailEnd/>
+                    </a:ln>
+                  </pic:spPr>
+                </pic:pic>
+              </a:graphicData>
+            </a:graphic>
+          </wp:inline>
+        </w:drawing>
+      </w:r>
+    </w:p>
+    <w:p>
+      <w:pPr>
+        <w:jc w:val="both"/>
+      </w:pPr>
+      <w:r>
+        <w:t>Для решения разностных уравнений применить:</w:t>
+      </w:r>
+    </w:p>
+    <w:p>
+      <w:pPr>
+        <w:jc w:val="both"/>
+      </w:pPr>
+      <w:r>
+        <w:t>А) метод простой итерации</w:t>
+      </w:r>
+    </w:p>
+    <w:p>
+      <w:pPr>
+        <w:jc w:val="both"/>
+      </w:pPr>
+      <w:r>
+        <w:t>Б) метод Зейделя</w:t>
+      </w:r>
+    </w:p>
+    <w:p>
+      <w:pPr>
+        <w:jc w:val="both"/>
+      </w:pPr>
+      <w:r>
+        <w:t xml:space="preserve">Оценивать погрешность </w:t>
+      </w:r>
+      <w:r>
+        <w:t xml:space="preserve">решения </w:t>
+      </w:r>
+      <w:r>
+        <w:t xml:space="preserve">с помощью сравнения двух последовательных </w:t>
+      </w:r>
+      <w:r>
+        <w:t>итераций.</w:t>
+      </w:r>
+    </w:p>
+    <w:p>
+      <w:pPr>
+        <w:jc w:val="both"/>
+      </w:pPr>
+      <w:r>
+        <w:t>Взять сетки размерами 5</w:t>
+      </w:r>
+      <w:r>
+        <w:rPr>
+          <w:rFonts w:ascii="Symbol" w:eastAsia="Symbol" w:hAnsi="Symbol" w:cs="Symbol"/>
+        </w:rPr>
+        <w:t>´</w:t>
+      </w:r>
+      <w:r>
+        <w:t>5 ячеек и 10</w:t>
+      </w:r>
+      <w:r>
+        <w:rPr>
+          <w:rFonts w:ascii="Symbol" w:eastAsia="Symbol" w:hAnsi="Symbol" w:cs="Symbol"/>
+        </w:rPr>
+        <w:t>´</w:t>
+      </w:r>
+      <w:r>
+        <w:t>10 ячеек и сравнить полученные решения.</w:t>
+      </w:r>
+    </w:p>
+    <w:p>
+      <w:pPr>
+        <w:jc w:val="both"/>
+        <w:rPr>
+          <w:sz w:val="26"/>
+          <w:szCs w:val="26"/>
+        </w:rPr>
+      </w:pPr>
+    </w:p>
+    <w:p>
+      <w:pPr>
+        <w:jc w:val="both"/>
+        <w:rPr>
+          <w:sz w:val="26"/>
+          <w:szCs w:val="26"/>
+        </w:rPr>
+      </w:pPr>
+      <w:r>
+        <w:rPr>
+          <w:sz w:val="26"/>
+          <w:szCs w:val="26"/>
+        </w:rPr>
+        <w:t>Для всех вариантов [</w:t>
+      </w:r>
+      <w:r>
+        <w:rPr>
+          <w:i/>
+          <w:iCs/>
+          <w:sz w:val="26"/>
+          <w:szCs w:val="26"/>
+        </w:rPr>
+        <w:t>a</w:t>
+      </w:r>
+      <w:r>
+        <w:rPr>
+          <w:sz w:val="26"/>
+          <w:szCs w:val="26"/>
+        </w:rPr>
+        <w:t xml:space="preserve">, </w:t>
+      </w:r>
+      <w:r>
+        <w:rPr>
+          <w:i/>
+          <w:iCs/>
+          <w:sz w:val="26"/>
+          <w:szCs w:val="26"/>
+        </w:rPr>
+        <w:t>b</w:t>
+      </w:r>
+      <w:r>
+        <w:rPr>
+          <w:sz w:val="26"/>
+          <w:szCs w:val="26"/>
+        </w:rPr>
+        <w:t xml:space="preserve">] </w:t>
+      </w:r>
+      <w:r>
+        <w:rPr>
+          <w:sz w:val="26"/>
+          <w:szCs w:val="26"/>
+        </w:rPr>
+        <w:t xml:space="preserve">= [0; </w:t>
+      </w:r>
+      <w:r>
+        <w:rPr>
+          <w:sz w:val="26"/>
+          <w:szCs w:val="26"/>
+        </w:rPr>
+        <w:t>1</w:t>
+      </w:r>
+      <w:r>
+        <w:rPr>
+          <w:sz w:val="26"/>
+          <w:szCs w:val="26"/>
+        </w:rPr>
+        <w:t>0]</w:t>
+      </w:r>
+      <w:r>
+        <w:rPr>
+          <w:sz w:val="26"/>
+          <w:szCs w:val="26"/>
+        </w:rPr>
+        <w:t xml:space="preserve">, </w:t>
+      </w:r>
+      <w:r>
+        <w:rPr>
+          <w:sz w:val="26"/>
+          <w:szCs w:val="26"/>
+        </w:rPr>
+        <w:t>[</w:t>
+      </w:r>
+      <w:r>
+        <w:rPr>
+          <w:i/>
+          <w:iCs/>
+          <w:sz w:val="26"/>
+          <w:szCs w:val="26"/>
+          <w:lang w:val="en-US"/>
+        </w:rPr>
+        <w:t>c</w:t>
+      </w:r>
+      <w:r>
+        <w:rPr>
+          <w:sz w:val="26"/>
+          <w:szCs w:val="26"/>
+        </w:rPr>
+        <w:t xml:space="preserve">, </w:t>
+      </w:r>
+      <w:r>
+        <w:rPr>
+          <w:i/>
+          <w:iCs/>
+          <w:sz w:val="26"/>
+          <w:szCs w:val="26"/>
+          <w:lang w:val="en-US"/>
+        </w:rPr>
+        <w:t>d</w:t>
+      </w:r>
+      <w:r>
+        <w:rPr>
+          <w:sz w:val="26"/>
+          <w:szCs w:val="26"/>
+        </w:rPr>
+        <w:t xml:space="preserve">] </w:t>
+      </w:r>
+      <w:r>
+        <w:rPr>
+          <w:sz w:val="26"/>
+          <w:szCs w:val="26"/>
+        </w:rPr>
+        <w:t xml:space="preserve">= [0; </w:t>
+      </w:r>
+      <w:r>
+        <w:rPr>
+          <w:sz w:val="26"/>
+          <w:szCs w:val="26"/>
+        </w:rPr>
+        <w:t>10</w:t>
+      </w:r>
+      <w:r>
+        <w:rPr>
+          <w:sz w:val="26"/>
+          <w:szCs w:val="26"/>
+        </w:rPr>
+        <w:t>]</w:t>
+      </w:r>
+      <w:r>
+        <w:rPr>
+          <w:sz w:val="26"/>
+          <w:szCs w:val="26"/>
+        </w:rPr>
+        <w:t>.</w:t>
+      </w:r>
+      <w:r>
+        <w:rPr>
+          <w:sz w:val="26"/>
+          <w:szCs w:val="26"/>
+        </w:rPr>
+        <w:t xml:space="preserve"> Погрешность решения 0,0</w:t>
+      </w:r>
+      <w:r>
+        <w:rPr>
+          <w:sz w:val="26"/>
+          <w:szCs w:val="26"/>
+        </w:rPr>
+        <w:t>1</w:t>
+      </w:r>
+      <w:r>
+        <w:rPr>
+          <w:sz w:val="26"/>
+          <w:szCs w:val="26"/>
+        </w:rPr>
+        <w:t>.</w:t>
+      </w:r>
+    </w:p>
+    <w:p>
+      <w:pPr>
+        <w:jc w:val="both"/>
+        <w:rPr>
+          <w:sz w:val="26"/>
+          <w:szCs w:val="26"/>
+        </w:rPr>
+      </w:pPr>
+      <w:r>
+        <w:rPr>
+          <w:sz w:val="26"/>
+          <w:szCs w:val="26"/>
+        </w:rPr>
+        <w:t>Для всех вариантов</w:t>
+      </w:r>
+      <w:r>
+        <w:rPr>
+          <w:sz w:val="26"/>
+          <w:szCs w:val="26"/>
+        </w:rPr>
+        <w:t xml:space="preserve"> </w:t>
+      </w:r>
+      <w:r>
+        <w:rPr>
+          <w:sz w:val="26"/>
+          <w:szCs w:val="26"/>
+        </w:rPr>
+        <w:t>граничные условия</w:t>
+      </w:r>
+      <w:r>
+        <w:rPr>
+          <w:sz w:val="26"/>
+          <w:szCs w:val="26"/>
+        </w:rPr>
+        <w:t xml:space="preserve">       </w:t>
+      </w:r>
+      <m:oMath>
+        <m:r>
+          <w:rPr>
+            <w:rFonts w:ascii="Cambria Math"/>
+            <w:sz w:val="26"/>
+            <w:szCs w:val="26"/>
+          </w:rPr>
+          <m:t>U(x,c)=x+c,</m:t>
+        </m:r>
+        <m:r>
+          <w:rPr>
+            <w:rFonts w:ascii="Cambria Math"/>
+            <w:i/>
+            <w:sz w:val="26"/>
+            <w:szCs w:val="26"/>
+          </w:rPr>
+          <m:t> </m:t>
+        </m:r>
+        <m:r>
+          <w:rPr>
+            <w:rFonts w:ascii="Cambria Math"/>
+            <w:sz w:val="26"/>
+            <w:szCs w:val="26"/>
+          </w:rPr>
+          <m:t>U(x,d)=x+d,</m:t>
+        </m:r>
+        <m:r>
+          <m:rPr>
+            <m:sty m:val="p"/>
+          </m:rPr>
+          <w:rPr>
+            <w:rFonts w:ascii="Cambria Math"/>
+            <w:sz w:val="26"/>
+            <w:szCs w:val="26"/>
+          </w:rPr>
+          <w:br/>
+        </m:r>
+      </m:oMath>
+      <m:oMathPara>
+        <m:oMath>
+          <m:r>
+            <w:rPr>
+              <w:rFonts w:ascii="Cambria Math"/>
+              <w:sz w:val="26"/>
+              <w:szCs w:val="26"/>
+            </w:rPr>
+            <m:t>U(a,y)=a+y,</m:t>
+          </m:r>
+          <m:r>
+            <w:rPr>
+              <w:rFonts w:ascii="Cambria Math"/>
+              <w:i/>
+              <w:sz w:val="26"/>
+              <w:szCs w:val="26"/>
+            </w:rPr>
+            <m:t> </m:t>
+          </m:r>
+          <m:r>
+            <w:rPr>
+              <w:rFonts w:ascii="Cambria Math"/>
+              <w:sz w:val="26"/>
+              <w:szCs w:val="26"/>
+            </w:rPr>
+            <m:t>U(b,y)=b+y</m:t>
+          </m:r>
+        </m:oMath>
+      </m:oMathPara>
+    </w:p>
+    <w:p>
+      <w:pPr>
+        <w:jc w:val="both"/>
+        <w:rPr>
+          <w:sz w:val="26"/>
+          <w:szCs w:val="26"/>
+        </w:rPr>
+      </w:pPr>
+    </w:p>
+    <w:tbl>
+      <w:tblPr>
+        <w:tblW w:w="0" w:type="auto"/>
+        <w:tblCellSpacing w:w="0" w:type="dxa"/>
+        <w:tblInd w:w="172" w:type="dxa"/>
+        <w:tblBorders>
+          <w:top w:val="single" w:sz="2" w:space="0" w:color="auto"/>
+          <w:left w:val="single" w:sz="2" w:space="0" w:color="auto"/>
+          <w:bottom w:val="single" w:sz="2" w:space="0" w:color="auto"/>
+          <w:right w:val="single" w:sz="2" w:space="0" w:color="auto"/>
+          <w:insideH w:val="single" w:sz="2" w:space="0" w:color="auto"/>
+          <w:insideV w:val="single" w:sz="2" w:space="0" w:color="auto"/>
+        </w:tblBorders>
+        <w:tblCellMar>
+          <w:top w:w="15" w:type="dxa"/>
+          <w:left w:w="15" w:type="dxa"/>
+          <w:bottom w:w="15" w:type="dxa"/>
+          <w:right w:w="15" w:type="dxa"/>
+        </w:tblCellMar>
+        <w:tblLook w:val="04A0" w:firstRow="1" w:lastRow="0" w:firstColumn="1" w:lastColumn="0" w:noHBand="0" w:noVBand="1"/>
+      </w:tblPr>
+      <w:tblGrid>
+        <w:gridCol w:w="1134"/>
+        <w:gridCol w:w="2972"/>
+      </w:tblGrid>
+      <w:tr>
+        <w:trPr>
+          <w:trHeight w:val="345"/>
+          <w:tblCellSpacing w:w="0" w:type="dxa"/>
+        </w:trPr>
+        <w:tc>
+          <w:tcPr>
+            <w:tcW w:w="1134" w:type="dxa"/>
+            <w:tcBorders>
+              <w:top w:val="single" w:sz="2" w:space="0" w:color="auto"/>
+              <w:left w:val="single" w:sz="2" w:space="0" w:color="auto"/>
+              <w:bottom w:val="single" w:sz="2" w:space="0" w:color="auto"/>
+              <w:right w:val="single" w:sz="2" w:space="0" w:color="auto"/>
+            </w:tcBorders>
+            <w:vAlign w:val="center"/>
+          </w:tcPr>
+          <w:p>
+            <w:pPr>
+              <w:jc w:val="center"/>
+            </w:pPr>
+            <w:r>
+              <w:t>19</w:t>
+            </w:r>
+          </w:p>
+        </w:tc>
+        <w:tc>
+          <w:tcPr>
+            <w:tcW w:w="2972" w:type="dxa"/>
+            <w:tcBorders>
+              <w:top w:val="single" w:sz="2" w:space="0" w:color="auto"/>
+              <w:left w:val="single" w:sz="2" w:space="0" w:color="auto"/>
+              <w:bottom w:val="single" w:sz="2" w:space="0" w:color="auto"/>
+              <w:right w:val="single" w:sz="2" w:space="0" w:color="auto"/>
+            </w:tcBorders>
+            <w:vAlign w:val="center"/>
+          </w:tcPr>
+          <w:p>
+            <w:pPr>
+              <w:rPr>
+                <w:sz w:val="26"/>
+                <w:szCs w:val="26"/>
+              </w:rPr>
+            </w:pPr>
+            <w:r>
+              <w:rPr>
+                <w:sz w:val="26"/>
+                <w:szCs w:val="26"/>
+              </w:rPr>
+              <w:t xml:space="preserve"> </w:t>
+            </w:r>
+            <m:oMath>
+              <m:r>
+                <w:rPr>
+                  <w:rFonts w:ascii="Cambria Math"/>
+                  <w:sz w:val="26"/>
+                  <w:szCs w:val="26"/>
+                </w:rPr>
+                <m:t>f(x,y)=6x</m:t>
+              </m:r>
+              <m:r>
+                <w:rPr>
+                  <w:rFonts w:ascii="Cambria Math"/>
+                  <w:sz w:val="26"/>
+                  <w:szCs w:val="26"/>
+                </w:rPr>
+                <m:t>-</m:t>
+              </m:r>
+              <m:r>
+                <w:rPr>
+                  <w:rFonts w:ascii="Cambria Math"/>
+                  <w:sz w:val="26"/>
+                  <w:szCs w:val="26"/>
+                </w:rPr>
+                <m:t>y</m:t>
+              </m:r>
+            </m:oMath>
+          </w:p>
+        </w:tc>
+      </w:tr>
+    </w:tbl>
+    <w:p/>
+    <w:p>
+      <w:pPr>
+        <w:spacing w:line="360" w:lineRule="auto"/>
+        <w:rPr>
+          <w:sz w:val="28"/>
+          <w:szCs w:val="28"/>
+        </w:rPr>
+      </w:pPr>
+      <w:r>
+        <w:br w:type="page"/>
+      </w:r>
+      <w:r>
+        <w:rPr>
+          <w:b/>
+          <w:bCs/>
+          <w:i/>
+          <w:iCs/>
+          <w:color w:val="000000"/>
+          <w:sz w:val="28"/>
+          <w:szCs w:val="28"/>
+        </w:rPr>
+        <w:lastRenderedPageBreak/>
+        <w:t>Р</w:t>
+      </w:r>
+      <w:r>
+        <w:rPr>
+          <w:b/>
+          <w:bCs/>
+          <w:i/>
+          <w:iCs/>
+          <w:sz w:val="28"/>
+          <w:szCs w:val="28"/>
+        </w:rPr>
+        <w:t>ешение</w:t>
+      </w:r>
+      <w:proofErr w:type="gramStart"/>
+      <w:r>
+        <w:rPr>
+          <w:b/>
+          <w:bCs/>
+          <w:i/>
+          <w:iCs/>
+          <w:sz w:val="28"/>
+          <w:szCs w:val="28"/>
+        </w:rPr>
+        <w:t xml:space="preserve">: </w:t>
+      </w:r>
+      <w:r>
+        <w:rPr>
+          <w:sz w:val="28"/>
+          <w:szCs w:val="28"/>
+        </w:rPr>
+        <w:t>Используем</w:t>
+      </w:r>
+      <w:proofErr w:type="gramEnd"/>
+      <w:r>
+        <w:rPr>
+          <w:sz w:val="28"/>
+          <w:szCs w:val="28"/>
+        </w:rPr>
+        <w:t xml:space="preserve"> равномерную сетку: </w:t>
+      </w:r>
+      <m:oMath>
+        <m:sSub>
+          <m:sSubPr>
+            <m:ctrlPr>
+              <w:rPr>
+                <w:rFonts w:ascii="Cambria Math" w:hAnsi="Cambria Math"/>
+                <w:sz w:val="28"/>
+                <w:szCs w:val="28"/>
+              </w:rPr>
+            </m:ctrlPr>
+          </m:sSubPr>
+          <m:e>
+            <m:r>
+              <w:rPr>
+                <w:rFonts w:ascii="Cambria Math" w:hAnsi="Cambria Math"/>
+                <w:sz w:val="28"/>
+                <w:szCs w:val="28"/>
+              </w:rPr>
+              <m:t>h</m:t>
+            </m:r>
+          </m:e>
+          <m:sub>
+            <m:r>
+              <w:rPr>
+                <w:rFonts w:ascii="Cambria Math" w:hAnsi="Cambria Math"/>
+                <w:sz w:val="28"/>
+                <w:szCs w:val="28"/>
+              </w:rPr>
+              <m:t>x</m:t>
+            </m:r>
+          </m:sub>
+        </m:sSub>
+        <m:r>
+          <w:rPr>
+            <w:rFonts w:ascii="Cambria Math" w:hAnsi="Cambria Math"/>
+            <w:sz w:val="28"/>
+            <w:szCs w:val="28"/>
+          </w:rPr>
+          <m:t>=</m:t>
+        </m:r>
+        <m:sSub>
+          <m:sSubPr>
+            <m:ctrlPr>
+              <w:rPr>
+                <w:rFonts w:ascii="Cambria Math" w:hAnsi="Cambria Math"/>
+                <w:sz w:val="28"/>
+                <w:szCs w:val="28"/>
+              </w:rPr>
+            </m:ctrlPr>
+          </m:sSubPr>
+          <m:e>
+            <m:r>
+              <w:rPr>
+                <w:rFonts w:ascii="Cambria Math" w:hAnsi="Cambria Math"/>
+                <w:sz w:val="28"/>
+                <w:szCs w:val="28"/>
+              </w:rPr>
+              <m:t>h</m:t>
+            </m:r>
+          </m:e>
+          <m:sub>
+            <m:r>
+              <w:rPr>
+                <w:rFonts w:ascii="Cambria Math" w:hAnsi="Cambria Math"/>
+                <w:sz w:val="28"/>
+                <w:szCs w:val="28"/>
+              </w:rPr>
+              <m:t>y</m:t>
+            </m:r>
+          </m:sub>
+        </m:sSub>
+        <m:r>
+          <w:rPr>
+            <w:rFonts w:ascii="Cambria Math" w:hAnsi="Cambria Math"/>
+            <w:sz w:val="28"/>
+            <w:szCs w:val="28"/>
+          </w:rPr>
+          <m:t>=h</m:t>
+        </m:r>
+      </m:oMath>
+    </w:p>
+    <w:p>
+      <w:pPr>
+        <w:spacing w:line="360" w:lineRule="auto"/>
+        <w:rPr>
+          <w:sz w:val="28"/>
+          <w:szCs w:val="28"/>
+        </w:rPr>
+      </w:pPr>
+      <w:r>
+        <w:rPr>
+          <w:sz w:val="28"/>
+          <w:szCs w:val="28"/>
+        </w:rPr>
+        <w:t xml:space="preserve">Аппроксимация второго порядка: </w:t>
+      </w:r>
+      <m:oMath>
+        <m:f>
+          <m:fPr>
+            <m:ctrlPr>
+              <w:rPr>
+                <w:rFonts w:ascii="Cambria Math" w:hAnsi="Cambria Math"/>
+                <w:sz w:val="28"/>
+                <w:szCs w:val="28"/>
+              </w:rPr>
+            </m:ctrlPr>
+          </m:fPr>
+          <m:num>
+            <m:sSub>
+              <m:sSubPr>
+                <m:ctrlPr>
+                  <w:rPr>
+                    <w:rFonts w:ascii="Cambria Math" w:hAnsi="Cambria Math"/>
+                    <w:sz w:val="28"/>
+                    <w:szCs w:val="28"/>
+                  </w:rPr>
+                </m:ctrlPr>
+              </m:sSubPr>
+              <m:e>
+                <m:r>
+                  <w:rPr>
+                    <w:rFonts w:ascii="Cambria Math" w:hAnsi="Cambria Math"/>
+                    <w:sz w:val="28"/>
+                    <w:szCs w:val="28"/>
+                  </w:rPr>
+                  <m:t>U</m:t>
+                </m:r>
+              </m:e>
+              <m:sub>
+                <m:r>
+                  <w:rPr>
+                    <w:rFonts w:ascii="Cambria Math" w:hAnsi="Cambria Math"/>
+                    <w:sz w:val="28"/>
+                    <w:szCs w:val="28"/>
+                  </w:rPr>
+                  <m:t>i+1,j</m:t>
+                </m:r>
+              </m:sub>
+            </m:sSub>
+            <m:r>
+              <w:rPr>
+                <w:rFonts w:ascii="Cambria Math" w:hAnsi="Cambria Math"/>
+                <w:sz w:val="28"/>
+                <w:szCs w:val="28"/>
+              </w:rPr>
+              <m:t>-2</m:t>
+            </m:r>
+            <m:sSub>
+              <m:sSubPr>
+                <m:ctrlPr>
+                  <w:rPr>
+                    <w:rFonts w:ascii="Cambria Math" w:hAnsi="Cambria Math"/>
+                    <w:sz w:val="28"/>
+                    <w:szCs w:val="28"/>
+                  </w:rPr>
+                </m:ctrlPr>
+              </m:sSubPr>
+              <m:e>
+                <m:r>
+                  <w:rPr>
+                    <w:rFonts w:ascii="Cambria Math" w:hAnsi="Cambria Math"/>
+                    <w:sz w:val="28"/>
+                    <w:szCs w:val="28"/>
+                  </w:rPr>
+                  <m:t>U</m:t>
+                </m:r>
+              </m:e>
+              <m:sub>
+                <m:r>
+                  <w:rPr>
+                    <w:rFonts w:ascii="Cambria Math" w:hAnsi="Cambria Math"/>
+                    <w:sz w:val="28"/>
+                    <w:szCs w:val="28"/>
+                  </w:rPr>
+                  <m:t>i,j</m:t>
+                </m:r>
+              </m:sub>
+            </m:sSub>
+            <m:r>
+              <w:rPr>
+                <w:rFonts w:ascii="Cambria Math" w:hAnsi="Cambria Math"/>
+                <w:sz w:val="28"/>
+                <w:szCs w:val="28"/>
+              </w:rPr>
+              <m:t>+</m:t>
+            </m:r>
+            <m:sSub>
+              <m:sSubPr>
+                <m:ctrlPr>
+                  <w:rPr>
+                    <w:rFonts w:ascii="Cambria Math" w:hAnsi="Cambria Math"/>
+                    <w:sz w:val="28"/>
+                    <w:szCs w:val="28"/>
+                  </w:rPr>
+                </m:ctrlPr>
+              </m:sSubPr>
+              <m:e>
+                <m:r>
+                  <w:rPr>
+                    <w:rFonts w:ascii="Cambria Math" w:hAnsi="Cambria Math"/>
+                    <w:sz w:val="28"/>
+                    <w:szCs w:val="28"/>
+                  </w:rPr>
+                  <m:t>U</m:t>
+                </m:r>
+              </m:e>
+              <m:sub>
+                <m:r>
+                  <w:rPr>
+                    <w:rFonts w:ascii="Cambria Math" w:hAnsi="Cambria Math"/>
+                    <w:sz w:val="28"/>
+                    <w:szCs w:val="28"/>
+                  </w:rPr>
+                  <m:t>i-1,j</m:t>
+                </m:r>
+              </m:sub>
+            </m:sSub>
+          </m:num>
+          <m:den>
+            <m:sSup>
+              <m:sSupPr>
+                <m:ctrlPr>
+                  <w:rPr>
+                    <w:rFonts w:ascii="Cambria Math" w:hAnsi="Cambria Math"/>
+                    <w:sz w:val="28"/>
+                    <w:szCs w:val="28"/>
+                  </w:rPr>
+                </m:ctrlPr>
+              </m:sSupPr>
+              <m:e>
+                <m:r>
+                  <w:rPr>
+                    <w:rFonts w:ascii="Cambria Math" w:hAnsi="Cambria Math"/>
+                    <w:sz w:val="28"/>
+                    <w:szCs w:val="28"/>
+                  </w:rPr>
+                  <m:t>h</m:t>
+                </m:r>
+              </m:e>
+              <m:sup>
+                <m:r>
+                  <w:rPr>
+                    <w:rFonts w:ascii="Cambria Math" w:hAnsi="Cambria Math"/>
+                    <w:sz w:val="28"/>
+                    <w:szCs w:val="28"/>
+                  </w:rPr>
+                  <m:t>2</m:t>
+                </m:r>
+              </m:sup>
+            </m:sSup>
+          </m:den>
+        </m:f>
+        <m:r>
+          <w:rPr>
+            <w:rFonts w:ascii="Cambria Math" w:hAnsi="Cambria Math"/>
+            <w:sz w:val="28"/>
+            <w:szCs w:val="28"/>
+          </w:rPr>
+          <m:t>+</m:t>
+        </m:r>
+        <m:f>
+          <m:fPr>
+            <m:ctrlPr>
+              <w:rPr>
+                <w:rFonts w:ascii="Cambria Math" w:hAnsi="Cambria Math"/>
+                <w:sz w:val="28"/>
+                <w:szCs w:val="28"/>
+              </w:rPr>
+            </m:ctrlPr>
+          </m:fPr>
+          <m:num>
+            <m:sSub>
+              <m:sSubPr>
+                <m:ctrlPr>
+                  <w:rPr>
+                    <w:rFonts w:ascii="Cambria Math" w:hAnsi="Cambria Math"/>
+                    <w:sz w:val="28"/>
+                    <w:szCs w:val="28"/>
+                  </w:rPr>
+                </m:ctrlPr>
+              </m:sSubPr>
+              <m:e>
+                <m:r>
+                  <w:rPr>
+                    <w:rFonts w:ascii="Cambria Math" w:hAnsi="Cambria Math"/>
+                    <w:sz w:val="28"/>
+                    <w:szCs w:val="28"/>
+                  </w:rPr>
+                  <m:t>U</m:t>
+                </m:r>
+              </m:e>
+              <m:sub>
+                <m:r>
+                  <w:rPr>
+                    <w:rFonts w:ascii="Cambria Math" w:hAnsi="Cambria Math"/>
+                    <w:sz w:val="28"/>
+                    <w:szCs w:val="28"/>
+                  </w:rPr>
+                  <m:t>i,j+1</m:t>
+                </m:r>
+              </m:sub>
+            </m:sSub>
+            <m:r>
+              <w:rPr>
+                <w:rFonts w:ascii="Cambria Math" w:hAnsi="Cambria Math"/>
+                <w:sz w:val="28"/>
+                <w:szCs w:val="28"/>
+              </w:rPr>
+              <m:t>-2</m:t>
+            </m:r>
+            <m:sSub>
+              <m:sSubPr>
+                <m:ctrlPr>
+                  <w:rPr>
+                    <w:rFonts w:ascii="Cambria Math" w:hAnsi="Cambria Math"/>
+                    <w:sz w:val="28"/>
+                    <w:szCs w:val="28"/>
+                  </w:rPr>
+                </m:ctrlPr>
+              </m:sSubPr>
+              <m:e>
+                <m:r>
+                  <w:rPr>
+                    <w:rFonts w:ascii="Cambria Math" w:hAnsi="Cambria Math"/>
+                    <w:sz w:val="28"/>
+                    <w:szCs w:val="28"/>
+                  </w:rPr>
+                  <m:t>U</m:t>
+                </m:r>
+              </m:e>
+              <m:sub>
+                <m:r>
+                  <w:rPr>
+                    <w:rFonts w:ascii="Cambria Math" w:hAnsi="Cambria Math"/>
+                    <w:sz w:val="28"/>
+                    <w:szCs w:val="28"/>
+                  </w:rPr>
+                  <m:t>i,j</m:t>
+                </m:r>
+              </m:sub>
+            </m:sSub>
+            <m:r>
+              <w:rPr>
+                <w:rFonts w:ascii="Cambria Math" w:hAnsi="Cambria Math"/>
+                <w:sz w:val="28"/>
+                <w:szCs w:val="28"/>
+              </w:rPr>
+              <m:t>+</m:t>
+            </m:r>
+            <m:sSub>
+              <m:sSubPr>
+                <m:ctrlPr>
+                  <w:rPr>
+                    <w:rFonts w:ascii="Cambria Math" w:hAnsi="Cambria Math"/>
+                    <w:sz w:val="28"/>
+                    <w:szCs w:val="28"/>
+                  </w:rPr>
+                </m:ctrlPr>
+              </m:sSubPr>
+              <m:e>
+                <m:r>
+                  <w:rPr>
+                    <w:rFonts w:ascii="Cambria Math" w:hAnsi="Cambria Math"/>
+                    <w:sz w:val="28"/>
+                    <w:szCs w:val="28"/>
+                  </w:rPr>
+                  <m:t>U</m:t>
+                </m:r>
+              </m:e>
+              <m:sub>
+                <m:r>
+                  <w:rPr>
+                    <w:rFonts w:ascii="Cambria Math" w:hAnsi="Cambria Math"/>
+                    <w:sz w:val="28"/>
+                    <w:szCs w:val="28"/>
+                  </w:rPr>
+                  <m:t>i,j-1</m:t>
+                </m:r>
+              </m:sub>
+            </m:sSub>
+          </m:num>
+          <m:den>
+            <m:sSup>
+              <m:sSupPr>
+                <m:ctrlPr>
+                  <w:rPr>
+                    <w:rFonts w:ascii="Cambria Math" w:hAnsi="Cambria Math"/>
+                    <w:sz w:val="28"/>
+                    <w:szCs w:val="28"/>
+                  </w:rPr>
+                </m:ctrlPr>
+              </m:sSupPr>
+              <m:e>
+                <m:r>
+                  <w:rPr>
+                    <w:rFonts w:ascii="Cambria Math" w:hAnsi="Cambria Math"/>
+                    <w:sz w:val="28"/>
+                    <w:szCs w:val="28"/>
+                  </w:rPr>
+                  <m:t>h</m:t>
+                </m:r>
+              </m:e>
+              <m:sup>
+                <m:r>
+                  <w:rPr>
+                    <w:rFonts w:ascii="Cambria Math" w:hAnsi="Cambria Math"/>
+                    <w:sz w:val="28"/>
+                    <w:szCs w:val="28"/>
+                  </w:rPr>
+                  <m:t>2</m:t>
+                </m:r>
+              </m:sup>
+            </m:sSup>
+          </m:den>
+        </m:f>
+        <m:r>
+          <w:rPr>
+            <w:rFonts w:ascii="Cambria Math" w:hAnsi="Cambria Math"/>
+            <w:sz w:val="28"/>
+            <w:szCs w:val="28"/>
+          </w:rPr>
+          <m:t>=</m:t>
+        </m:r>
+        <m:sSub>
+          <m:sSubPr>
+            <m:ctrlPr>
+              <w:rPr>
+                <w:rFonts w:ascii="Cambria Math" w:hAnsi="Cambria Math"/>
+                <w:sz w:val="28"/>
+                <w:szCs w:val="28"/>
+              </w:rPr>
+            </m:ctrlPr>
+          </m:sSubPr>
+          <m:e>
+            <m:r>
+              <w:rPr>
+                <w:rFonts w:ascii="Cambria Math" w:hAnsi="Cambria Math"/>
+                <w:sz w:val="28"/>
+                <w:szCs w:val="28"/>
+              </w:rPr>
+              <m:t>f</m:t>
+            </m:r>
+          </m:e>
+          <m:sub>
+            <m:r>
+              <w:rPr>
+                <w:rFonts w:ascii="Cambria Math" w:hAnsi="Cambria Math"/>
+                <w:sz w:val="28"/>
+                <w:szCs w:val="28"/>
+              </w:rPr>
+              <m:t>i,j</m:t>
+            </m:r>
+          </m:sub>
+        </m:sSub>
+      </m:oMath>
+      <w:r>
+        <w:rPr>
+          <w:sz w:val="28"/>
+          <w:szCs w:val="28"/>
+        </w:rPr>
+        <w:t xml:space="preserve">. Отсюда получаем формулу для узла: </w:t>
+      </w:r>
+      <m:oMath>
+        <m:sSub>
+          <m:sSubPr>
+            <m:ctrlPr>
+              <w:rPr>
+                <w:rFonts w:ascii="Cambria Math" w:hAnsi="Cambria Math"/>
+                <w:sz w:val="28"/>
+                <w:szCs w:val="28"/>
+              </w:rPr>
+            </m:ctrlPr>
+          </m:sSubPr>
+          <m:e>
+            <m:r>
+              <w:rPr>
+                <w:rFonts w:ascii="Cambria Math" w:hAnsi="Cambria Math"/>
+                <w:sz w:val="28"/>
+                <w:szCs w:val="28"/>
+              </w:rPr>
+              <m:t>U</m:t>
+            </m:r>
+          </m:e>
+          <m:sub>
+            <m:r>
+              <w:rPr>
+                <w:rFonts w:ascii="Cambria Math" w:hAnsi="Cambria Math"/>
+                <w:sz w:val="28"/>
+                <w:szCs w:val="28"/>
+              </w:rPr>
+              <m:t>i,j</m:t>
+            </m:r>
+          </m:sub>
+        </m:sSub>
+        <m:r>
+          <w:rPr>
+            <w:rFonts w:ascii="Cambria Math" w:hAnsi="Cambria Math"/>
+            <w:sz w:val="28"/>
+            <w:szCs w:val="28"/>
+          </w:rPr>
+          <m:t>=</m:t>
+        </m:r>
+        <m:f>
+          <m:fPr>
+            <m:ctrlPr>
+              <w:rPr>
+                <w:rFonts w:ascii="Cambria Math" w:hAnsi="Cambria Math"/>
+                <w:sz w:val="28"/>
+                <w:szCs w:val="28"/>
+              </w:rPr>
+            </m:ctrlPr>
+          </m:fPr>
+          <m:num>
+            <m:r>
+              <w:rPr>
+                <w:rFonts w:ascii="Cambria Math" w:hAnsi="Cambria Math"/>
+                <w:sz w:val="28"/>
+                <w:szCs w:val="28"/>
+              </w:rPr>
+              <m:t>1</m:t>
+            </m:r>
+          </m:num>
+          <m:den>
+            <m:r>
+              <w:rPr>
+                <w:rFonts w:ascii="Cambria Math" w:hAnsi="Cambria Math"/>
+                <w:sz w:val="28"/>
+                <w:szCs w:val="28"/>
+              </w:rPr>
+              <m:t>4</m:t>
+            </m:r>
+          </m:den>
+        </m:f>
+        <m:r>
+          <w:rPr>
+            <w:rFonts w:ascii="Cambria Math" w:hAnsi="Cambria Math"/>
+            <w:sz w:val="28"/>
+            <w:szCs w:val="28"/>
+          </w:rPr>
+          <m:t>(</m:t>
+        </m:r>
+        <m:sSub>
+          <m:sSubPr>
+            <m:ctrlPr>
+              <w:rPr>
+                <w:rFonts w:ascii="Cambria Math" w:hAnsi="Cambria Math"/>
+                <w:sz w:val="28"/>
+                <w:szCs w:val="28"/>
+              </w:rPr>
+            </m:ctrlPr>
+          </m:sSubPr>
+          <m:e>
+            <m:r>
+              <w:rPr>
+                <w:rFonts w:ascii="Cambria Math" w:hAnsi="Cambria Math"/>
+                <w:sz w:val="28"/>
+                <w:szCs w:val="28"/>
+              </w:rPr>
+              <m:t>U</m:t>
+            </m:r>
+          </m:e>
+          <m:sub>
+            <m:r>
+              <w:rPr>
+                <w:rFonts w:ascii="Cambria Math" w:hAnsi="Cambria Math"/>
+                <w:sz w:val="28"/>
+                <w:szCs w:val="28"/>
+              </w:rPr>
+              <m:t>i+1,j</m:t>
+            </m:r>
+          </m:sub>
+        </m:sSub>
+        <m:r>
+          <w:rPr>
+            <w:rFonts w:ascii="Cambria Math" w:hAnsi="Cambria Math"/>
+            <w:sz w:val="28"/>
+            <w:szCs w:val="28"/>
+          </w:rPr>
+          <m:t>+</m:t>
+        </m:r>
+        <m:sSub>
+          <m:sSubPr>
+            <m:ctrlPr>
+              <w:rPr>
+                <w:rFonts w:ascii="Cambria Math" w:hAnsi="Cambria Math"/>
+                <w:sz w:val="28"/>
+                <w:szCs w:val="28"/>
+              </w:rPr>
+            </m:ctrlPr>
+          </m:sSubPr>
+          <m:e>
+            <m:r>
+              <w:rPr>
+                <w:rFonts w:ascii="Cambria Math" w:hAnsi="Cambria Math"/>
+                <w:sz w:val="28"/>
+                <w:szCs w:val="28"/>
+              </w:rPr>
+              <m:t>U</m:t>
+            </m:r>
+          </m:e>
+          <m:sub>
+            <m:r>
+              <w:rPr>
+                <w:rFonts w:ascii="Cambria Math" w:hAnsi="Cambria Math"/>
+                <w:sz w:val="28"/>
+                <w:szCs w:val="28"/>
+              </w:rPr>
+              <m:t>i-1,j</m:t>
+            </m:r>
+          </m:sub>
+        </m:sSub>
+        <m:r>
+          <w:rPr>
+            <w:rFonts w:ascii="Cambria Math" w:hAnsi="Cambria Math"/>
+            <w:sz w:val="28"/>
+            <w:szCs w:val="28"/>
+          </w:rPr>
+          <m:t>+</m:t>
+        </m:r>
+        <m:sSub>
+          <m:sSubPr>
+            <m:ctrlPr>
+              <w:rPr>
+                <w:rFonts w:ascii="Cambria Math" w:hAnsi="Cambria Math"/>
+                <w:sz w:val="28"/>
+                <w:szCs w:val="28"/>
+              </w:rPr>
+            </m:ctrlPr>
+          </m:sSubPr>
+          <m:e>
+            <m:r>
+              <w:rPr>
+                <w:rFonts w:ascii="Cambria Math" w:hAnsi="Cambria Math"/>
+                <w:sz w:val="28"/>
+                <w:szCs w:val="28"/>
+              </w:rPr>
+              <m:t>U</m:t>
+            </m:r>
+          </m:e>
+          <m:sub>
+            <m:r>
+              <w:rPr>
+                <w:rFonts w:ascii="Cambria Math" w:hAnsi="Cambria Math"/>
+                <w:sz w:val="28"/>
+                <w:szCs w:val="28"/>
+              </w:rPr>
+              <m:t>i,j+1</m:t>
+            </m:r>
+          </m:sub>
+        </m:sSub>
+        <m:r>
+          <w:rPr>
+            <w:rFonts w:ascii="Cambria Math" w:hAnsi="Cambria Math"/>
+            <w:sz w:val="28"/>
+            <w:szCs w:val="28"/>
+          </w:rPr>
+          <m:t>+</m:t>
+        </m:r>
+        <m:sSub>
+          <m:sSubPr>
+            <m:ctrlPr>
+              <w:rPr>
+                <w:rFonts w:ascii="Cambria Math" w:hAnsi="Cambria Math"/>
+                <w:sz w:val="28"/>
+                <w:szCs w:val="28"/>
+              </w:rPr>
+            </m:ctrlPr>
+          </m:sSubPr>
+          <m:e>
+            <m:r>
+              <w:rPr>
+                <w:rFonts w:ascii="Cambria Math" w:hAnsi="Cambria Math"/>
+                <w:sz w:val="28"/>
+                <w:szCs w:val="28"/>
+              </w:rPr>
+              <m:t>U</m:t>
+            </m:r>
+          </m:e>
+          <m:sub>
+            <m:r>
+              <w:rPr>
+                <w:rFonts w:ascii="Cambria Math" w:hAnsi="Cambria Math"/>
+                <w:sz w:val="28"/>
+                <w:szCs w:val="28"/>
+              </w:rPr>
+              <m:t>i,j-1</m:t>
+            </m:r>
+          </m:sub>
+        </m:sSub>
+        <m:r>
+          <w:rPr>
+            <w:rFonts w:ascii="Cambria Math" w:hAnsi="Cambria Math"/>
+            <w:sz w:val="28"/>
+            <w:szCs w:val="28"/>
+          </w:rPr>
+          <m:t>-</m:t>
+        </m:r>
+        <m:sSup>
+          <m:sSupPr>
+            <m:ctrlPr>
+              <w:rPr>
+                <w:rFonts w:ascii="Cambria Math" w:hAnsi="Cambria Math"/>
+                <w:sz w:val="28"/>
+                <w:szCs w:val="28"/>
+              </w:rPr>
+            </m:ctrlPr>
+          </m:sSupPr>
+          <m:e>
+            <m:r>
+              <w:rPr>
+                <w:rFonts w:ascii="Cambria Math" w:hAnsi="Cambria Math"/>
+                <w:sz w:val="28"/>
+                <w:szCs w:val="28"/>
+              </w:rPr>
+              <m:t>h</m:t>
+            </m:r>
+          </m:e>
+          <m:sup>
+            <m:r>
+              <w:rPr>
+                <w:rFonts w:ascii="Cambria Math" w:hAnsi="Cambria Math"/>
+                <w:sz w:val="28"/>
+                <w:szCs w:val="28"/>
+              </w:rPr>
+              <m:t>2</m:t>
+            </m:r>
+          </m:sup>
+        </m:sSup>
+        <m:sSub>
+          <m:sSubPr>
+            <m:ctrlPr>
+              <w:rPr>
+                <w:rFonts w:ascii="Cambria Math" w:hAnsi="Cambria Math"/>
+                <w:sz w:val="28"/>
+                <w:szCs w:val="28"/>
+              </w:rPr>
+            </m:ctrlPr>
+          </m:sSubPr>
+          <m:e>
+            <m:r>
+              <w:rPr>
+                <w:rFonts w:ascii="Cambria Math" w:hAnsi="Cambria Math"/>
+                <w:sz w:val="28"/>
+                <w:szCs w:val="28"/>
+              </w:rPr>
+              <m:t>f</m:t>
+            </m:r>
+          </m:e>
+          <m:sub>
+            <m:r>
+              <w:rPr>
+                <w:rFonts w:ascii="Cambria Math" w:hAnsi="Cambria Math"/>
+                <w:sz w:val="28"/>
+                <w:szCs w:val="28"/>
+              </w:rPr>
+              <m:t>i,j</m:t>
+            </m:r>
+          </m:sub>
+        </m:sSub>
+        <m:r>
+          <w:rPr>
+            <w:rFonts w:ascii="Cambria Math" w:hAnsi="Cambria Math"/>
+            <w:sz w:val="28"/>
+            <w:szCs w:val="28"/>
+          </w:rPr>
+          <m:t>)</m:t>
+        </m:r>
+      </m:oMath>
+      <w:r>
+        <w:rPr>
+          <w:sz w:val="28"/>
+          <w:szCs w:val="28"/>
+        </w:rPr>
+        <w:t>.</w:t>
+      </w:r>
+    </w:p>
+    <w:p>
+      <w:pPr>
+        <w:spacing w:line="360" w:lineRule="auto"/>
+        <w:rPr>
+          <w:sz w:val="28"/>
+          <w:szCs w:val="28"/>
+        </w:rPr>
+      </w:pPr>
+      <w:r>
+        <w:rPr>
+          <w:sz w:val="28"/>
+          <w:szCs w:val="28"/>
+        </w:rPr>
+        <w:t xml:space="preserve">Критерий остановки: </w:t>
+      </w:r>
+      <m:oMath>
+        <m:r>
+          <w:rPr>
+            <w:rFonts w:ascii="Cambria Math" w:hAnsi="Cambria Math"/>
+            <w:sz w:val="28"/>
+            <w:szCs w:val="28"/>
+          </w:rPr>
+          <m:t>max|</m:t>
+        </m:r>
+        <m:sSup>
+          <m:sSupPr>
+            <m:ctrlPr>
+              <w:rPr>
+                <w:rFonts w:ascii="Cambria Math" w:hAnsi="Cambria Math"/>
+                <w:sz w:val="28"/>
+                <w:szCs w:val="28"/>
+              </w:rPr>
+            </m:ctrlPr>
+          </m:sSupPr>
+          <m:e>
+            <m:r>
+              <w:rPr>
+                <w:rFonts w:ascii="Cambria Math" w:hAnsi="Cambria Math"/>
+                <w:sz w:val="28"/>
+                <w:szCs w:val="28"/>
+              </w:rPr>
+              <m:t>U</m:t>
+            </m:r>
+          </m:e>
+          <m:sup>
+            <m:r>
+              <w:rPr>
+                <w:rFonts w:ascii="Cambria Math" w:hAnsi="Cambria Math"/>
+                <w:sz w:val="28"/>
+                <w:szCs w:val="28"/>
+              </w:rPr>
+              <m:t>(k+1)</m:t>
+            </m:r>
+          </m:sup>
+        </m:sSup>
+        <m:r>
+          <w:rPr>
+            <w:rFonts w:ascii="Cambria Math" w:hAnsi="Cambria Math"/>
+            <w:sz w:val="28"/>
+            <w:szCs w:val="28"/>
+          </w:rPr>
+          <m:t>-</m:t>
+        </m:r>
+        <m:sSup>
+          <m:sSupPr>
+            <m:ctrlPr>
+              <w:rPr>
+                <w:rFonts w:ascii="Cambria Math" w:hAnsi="Cambria Math"/>
+                <w:sz w:val="28"/>
+                <w:szCs w:val="28"/>
+              </w:rPr>
+            </m:ctrlPr>
+          </m:sSupPr>
+          <m:e>
+            <m:r>
+              <w:rPr>
+                <w:rFonts w:ascii="Cambria Math" w:hAnsi="Cambria Math"/>
+                <w:sz w:val="28"/>
+                <w:szCs w:val="28"/>
+              </w:rPr>
+              <m:t>U</m:t>
+            </m:r>
+          </m:e>
+          <m:sup>
+            <m:r>
+              <w:rPr>
+                <w:rFonts w:ascii="Cambria Math" w:hAnsi="Cambria Math"/>
+                <w:sz w:val="28"/>
+                <w:szCs w:val="28"/>
+              </w:rPr>
+              <m:t>(k)</m:t>
+            </m:r>
+          </m:sup>
+        </m:sSup>
+        <m:r>
+          <w:rPr>
+            <w:rFonts w:ascii="Cambria Math" w:hAnsi="Cambria Math"/>
+            <w:sz w:val="28"/>
+            <w:szCs w:val="28"/>
+          </w:rPr>
+          <m:t>|&lt;0.01</m:t>
+        </m:r>
+      </m:oMath>
+      <w:r>
+        <w:rPr>
+          <w:sz w:val="28"/>
+          <w:szCs w:val="28"/>
+        </w:rPr>
+        <w:t>.</w:t>
+      </w:r>
+    </w:p>
+    <w:p>
+      <w:pPr>
+        <w:spacing w:line="360" w:lineRule="auto"/>
+        <w:rPr>
+          <w:sz w:val="28"/>
+          <w:szCs w:val="28"/>
+        </w:rPr>
+      </w:pPr>
+      <w:r>
+        <w:rPr>
+          <w:b/>
+          <w:bCs/>
+          <w:i/>
+          <w:iCs/>
+          <w:sz w:val="28"/>
+          <w:szCs w:val="28"/>
+        </w:rPr>
+        <w:t xml:space="preserve">1) Метод простой итерации: </w:t>
+      </w:r>
+      <w:r>
+        <w:rPr>
+          <w:sz w:val="28"/>
+          <w:szCs w:val="28"/>
+        </w:rPr>
+        <w:t>Все значения на новом шаге вычисляются только на основе значений предыдущего шага.</w:t>
+      </w:r>
+    </w:p>
+    <w:p>
+      <w:pPr>
+        <w:spacing w:line="360" w:lineRule="auto"/>
+        <w:rPr>
+          <w:sz w:val="28"/>
+          <w:szCs w:val="28"/>
+        </w:rPr>
+      </w:pPr>
+      <m:oMathPara>
+        <m:oMath>
+          <m:sSubSup>
+            <m:sSubSupPr>
+              <m:ctrlPr>
+                <w:rPr>
+                  <w:rFonts w:ascii="Cambria Math" w:hAnsi="Cambria Math"/>
+                  <w:sz w:val="28"/>
+                  <w:szCs w:val="28"/>
+                </w:rPr>
+              </m:ctrlPr>
+            </m:sSubSupPr>
+            <m:e>
+              <m:r>
+                <w:rPr>
+                  <w:rFonts w:ascii="Cambria Math" w:hAnsi="Cambria Math"/>
+                  <w:sz w:val="28"/>
+                  <w:szCs w:val="28"/>
+                </w:rPr>
+                <m:t>U</m:t>
+              </m:r>
+            </m:e>
+            <m:sub>
+              <m:r>
+                <w:rPr>
+                  <w:rFonts w:ascii="Cambria Math" w:hAnsi="Cambria Math"/>
+                  <w:sz w:val="28"/>
+                  <w:szCs w:val="28"/>
+                </w:rPr>
+                <m:t>i,j</m:t>
+              </m:r>
+            </m:sub>
+            <m:sup>
+              <m:r>
+                <w:rPr>
+                  <w:rFonts w:ascii="Cambria Math" w:hAnsi="Cambria Math"/>
+                  <w:sz w:val="28"/>
+                  <w:szCs w:val="28"/>
+                </w:rPr>
+                <m:t>(k+1)</m:t>
+              </m:r>
+            </m:sup>
+          </m:sSubSup>
+          <m:r>
+            <w:rPr>
+              <w:rFonts w:ascii="Cambria Math" w:hAnsi="Cambria Math"/>
+              <w:sz w:val="28"/>
+              <w:szCs w:val="28"/>
+            </w:rPr>
+            <m:t>=</m:t>
+          </m:r>
+          <m:f>
+            <m:fPr>
+              <m:ctrlPr>
+                <w:rPr>
+                  <w:rFonts w:ascii="Cambria Math" w:hAnsi="Cambria Math"/>
+                  <w:sz w:val="28"/>
+                  <w:szCs w:val="28"/>
+                </w:rPr>
+              </m:ctrlPr>
+            </m:fPr>
+            <m:num>
+              <m:r>
+                <w:rPr>
+                  <w:rFonts w:ascii="Cambria Math" w:hAnsi="Cambria Math"/>
+                  <w:sz w:val="28"/>
+                  <w:szCs w:val="28"/>
+                </w:rPr>
+                <m:t>1</m:t>
+              </m:r>
+            </m:num>
+            <m:den>
+              <m:r>
+                <w:rPr>
+                  <w:rFonts w:ascii="Cambria Math" w:hAnsi="Cambria Math"/>
+                  <w:sz w:val="28"/>
+                  <w:szCs w:val="28"/>
+                </w:rPr>
+                <m:t>4</m:t>
+              </m:r>
+            </m:den>
+          </m:f>
+          <m:r>
+            <w:rPr>
+              <w:rFonts w:ascii="Cambria Math" w:hAnsi="Cambria Math"/>
+              <w:sz w:val="28"/>
+              <w:szCs w:val="28"/>
+            </w:rPr>
+            <m:t>(</m:t>
+          </m:r>
+          <m:sSubSup>
+            <m:sSubSupPr>
+              <m:ctrlPr>
+                <w:rPr>
+                  <w:rFonts w:ascii="Cambria Math" w:hAnsi="Cambria Math"/>
+                  <w:sz w:val="28"/>
+                  <w:szCs w:val="28"/>
+                </w:rPr>
+              </m:ctrlPr>
+            </m:sSubSupPr>
+            <m:e>
+              <m:r>
+                <w:rPr>
+                  <w:rFonts w:ascii="Cambria Math" w:hAnsi="Cambria Math"/>
+                  <w:sz w:val="28"/>
+                  <w:szCs w:val="28"/>
+                </w:rPr>
+                <m:t>U</m:t>
+              </m:r>
+            </m:e>
+            <m:sub>
+              <m:r>
+                <w:rPr>
+                  <w:rFonts w:ascii="Cambria Math" w:hAnsi="Cambria Math"/>
+                  <w:sz w:val="28"/>
+                  <w:szCs w:val="28"/>
+                </w:rPr>
+                <m:t>i+1,j</m:t>
+              </m:r>
+            </m:sub>
+            <m:sup>
+              <m:r>
+                <w:rPr>
+                  <w:rFonts w:ascii="Cambria Math" w:hAnsi="Cambria Math"/>
+                  <w:sz w:val="28"/>
+                  <w:szCs w:val="28"/>
+                </w:rPr>
+                <m:t>(k)</m:t>
+              </m:r>
+            </m:sup>
+          </m:sSubSup>
+          <m:r>
+            <w:rPr>
+              <w:rFonts w:ascii="Cambria Math" w:hAnsi="Cambria Math"/>
+              <w:sz w:val="28"/>
+              <w:szCs w:val="28"/>
+            </w:rPr>
+            <m:t>+</m:t>
+          </m:r>
+          <m:sSubSup>
+            <m:sSubSupPr>
+              <m:ctrlPr>
+                <w:rPr>
+                  <w:rFonts w:ascii="Cambria Math" w:hAnsi="Cambria Math"/>
+                  <w:sz w:val="28"/>
+                  <w:szCs w:val="28"/>
+                </w:rPr>
+              </m:ctrlPr>
+            </m:sSubSupPr>
+            <m:e>
+              <m:r>
+                <w:rPr>
+                  <w:rFonts w:ascii="Cambria Math" w:hAnsi="Cambria Math"/>
+                  <w:sz w:val="28"/>
+                  <w:szCs w:val="28"/>
+                </w:rPr>
+                <m:t>U</m:t>
+              </m:r>
+            </m:e>
+            <m:sub>
+              <m:r>
+                <w:rPr>
+                  <w:rFonts w:ascii="Cambria Math" w:hAnsi="Cambria Math"/>
+                  <w:sz w:val="28"/>
+                  <w:szCs w:val="28"/>
+                </w:rPr>
+                <m:t>i-1,j</m:t>
+              </m:r>
+            </m:sub>
+            <m:sup>
+              <m:r>
+                <w:rPr>
+                  <w:rFonts w:ascii="Cambria Math" w:hAnsi="Cambria Math"/>
+                  <w:sz w:val="28"/>
+                  <w:szCs w:val="28"/>
+                </w:rPr>
+                <m:t>(k)</m:t>
+              </m:r>
+            </m:sup>
+          </m:sSubSup>
+          <m:r>
+            <w:rPr>
+              <w:rFonts w:ascii="Cambria Math" w:hAnsi="Cambria Math"/>
+              <w:sz w:val="28"/>
+              <w:szCs w:val="28"/>
+            </w:rPr>
+            <m:t>+</m:t>
+          </m:r>
+          <m:sSubSup>
+            <m:sSubSupPr>
+              <m:ctrlPr>
+                <w:rPr>
+                  <w:rFonts w:ascii="Cambria Math" w:hAnsi="Cambria Math"/>
+                  <w:sz w:val="28"/>
+                  <w:szCs w:val="28"/>
+                </w:rPr>
+              </m:ctrlPr>
+            </m:sSubSupPr>
+            <m:e>
+              <m:r>
+                <w:rPr>
+                  <w:rFonts w:ascii="Cambria Math" w:hAnsi="Cambria Math"/>
+                  <w:sz w:val="28"/>
+                  <w:szCs w:val="28"/>
+                </w:rPr>
+                <m:t>U</m:t>
+              </m:r>
+            </m:e>
+            <m:sub>
+              <m:r>
+                <w:rPr>
+                  <w:rFonts w:ascii="Cambria Math" w:hAnsi="Cambria Math"/>
+                  <w:sz w:val="28"/>
+                  <w:szCs w:val="28"/>
+                </w:rPr>
+                <m:t>i,j+1</m:t>
+              </m:r>
+            </m:sub>
+            <m:sup>
+              <m:r>
+                <w:rPr>
+                  <w:rFonts w:ascii="Cambria Math" w:hAnsi="Cambria Math"/>
+                  <w:sz w:val="28"/>
+                  <w:szCs w:val="28"/>
+                </w:rPr>
+                <m:t>(k)</m:t>
+              </m:r>
+            </m:sup>
+          </m:sSubSup>
+          <m:r>
+            <w:rPr>
+              <w:rFonts w:ascii="Cambria Math" w:hAnsi="Cambria Math"/>
+              <w:sz w:val="28"/>
+              <w:szCs w:val="28"/>
+            </w:rPr>
+            <m:t>+</m:t>
+          </m:r>
+          <m:sSubSup>
+            <m:sSubSupPr>
+              <m:ctrlPr>
+                <w:rPr>
+                  <w:rFonts w:ascii="Cambria Math" w:hAnsi="Cambria Math"/>
+                  <w:sz w:val="28"/>
+                  <w:szCs w:val="28"/>
+                </w:rPr>
+              </m:ctrlPr>
+            </m:sSubSupPr>
+            <m:e>
+              <m:r>
+                <w:rPr>
+                  <w:rFonts w:ascii="Cambria Math" w:hAnsi="Cambria Math"/>
+                  <w:sz w:val="28"/>
+                  <w:szCs w:val="28"/>
+                </w:rPr>
+                <m:t>U</m:t>
+              </m:r>
+            </m:e>
+            <m:sub>
+              <m:r>
+                <w:rPr>
+                  <w:rFonts w:ascii="Cambria Math" w:hAnsi="Cambria Math"/>
+                  <w:sz w:val="28"/>
+                  <w:szCs w:val="28"/>
+                </w:rPr>
+                <m:t>i,j-1</m:t>
+              </m:r>
+            </m:sub>
+            <m:sup>
+              <m:r>
+                <w:rPr>
+                  <w:rFonts w:ascii="Cambria Math" w:hAnsi="Cambria Math"/>
+                  <w:sz w:val="28"/>
+                  <w:szCs w:val="28"/>
+                </w:rPr>
+                <m:t>(k)</m:t>
+              </m:r>
+            </m:sup>
+          </m:sSubSup>
+          <m:r>
+            <w:rPr>
+              <w:rFonts w:ascii="Cambria Math" w:hAnsi="Cambria Math"/>
+              <w:sz w:val="28"/>
+              <w:szCs w:val="28"/>
+            </w:rPr>
+            <m:t>-</m:t>
+          </m:r>
+          <m:sSup>
+            <m:sSupPr>
+              <m:ctrlPr>
+                <w:rPr>
+                  <w:rFonts w:ascii="Cambria Math" w:hAnsi="Cambria Math"/>
+                  <w:sz w:val="28"/>
+                  <w:szCs w:val="28"/>
+                </w:rPr>
+              </m:ctrlPr>
+            </m:sSupPr>
+            <m:e>
+              <m:r>
+                <w:rPr>
+                  <w:rFonts w:ascii="Cambria Math" w:hAnsi="Cambria Math"/>
+                  <w:sz w:val="28"/>
+                  <w:szCs w:val="28"/>
+                </w:rPr>
+                <m:t>h</m:t>
+              </m:r>
+            </m:e>
+            <m:sup>
+              <m:r>
+                <w:rPr>
+                  <w:rFonts w:ascii="Cambria Math" w:hAnsi="Cambria Math"/>
+                  <w:sz w:val="28"/>
+                  <w:szCs w:val="28"/>
+                </w:rPr>
+                <m:t>2</m:t>
+              </m:r>
+            </m:sup>
+          </m:sSup>
+          <m:sSub>
+            <m:sSubPr>
+              <m:ctrlPr>
+                <w:rPr>
+                  <w:rFonts w:ascii="Cambria Math" w:hAnsi="Cambria Math"/>
+                  <w:sz w:val="28"/>
+                  <w:szCs w:val="28"/>
+                </w:rPr>
+              </m:ctrlPr>
+            </m:sSubPr>
+            <m:e>
+              <m:r>
+                <w:rPr>
+                  <w:rFonts w:ascii="Cambria Math" w:hAnsi="Cambria Math"/>
+                  <w:sz w:val="28"/>
+                  <w:szCs w:val="28"/>
+                </w:rPr>
+                <m:t>f</m:t>
+              </m:r>
+            </m:e>
+            <m:sub>
+              <m:r>
+                <w:rPr>
+                  <w:rFonts w:ascii="Cambria Math" w:hAnsi="Cambria Math"/>
+                  <w:sz w:val="28"/>
+                  <w:szCs w:val="28"/>
+                </w:rPr>
+                <m:t>i,j</m:t>
+              </m:r>
+            </m:sub>
+          </m:sSub>
+          <m:r>
+            <w:rPr>
+              <w:rFonts w:ascii="Cambria Math" w:hAnsi="Cambria Math"/>
+              <w:sz w:val="28"/>
+              <w:szCs w:val="28"/>
+            </w:rPr>
+            <m:t>)</m:t>
+          </m:r>
+        </m:oMath>
+      </m:oMathPara>
+    </w:p>
+    <w:p>
+      <w:pPr>
+        <w:spacing w:line="360" w:lineRule="auto"/>
+        <w:rPr>
+          <w:sz w:val="28"/>
+          <w:szCs w:val="28"/>
+        </w:rPr>
+      </w:pPr>
+      <w:r>
+        <w:rPr>
+          <w:noProof/>
+        </w:rPr>
+        <w:drawing>
+          <wp:inline distT="0" distB="0" distL="0" distR="0" wp14:anchorId="5EA85A07" wp14:editId="2C53379C">
+            <wp:extent cx="2905125" cy="2941713"/>
+            <wp:effectExtent l="0" t="0" r="0" b="0"/>
+            <wp:docPr id="11" name="Рисунок 11"/>
+            <wp:cNvGraphicFramePr>
+              <a:graphicFrameLocks xmlns:a="http://schemas.openxmlformats.org/drawingml/2006/main" noChangeAspect="1"/>
+            </wp:cNvGraphicFramePr>
+            <a:graphic xmlns:a="http://schemas.openxmlformats.org/drawingml/2006/main">
+              <a:graphicData uri="http://schemas.openxmlformats.org/drawingml/2006/picture">
+                <pic:pic xmlns:pic="http://schemas.openxmlformats.org/drawingml/2006/picture">
+                  <pic:nvPicPr>
+                    <pic:cNvPr id="0" name="Picture 2"/>
+                    <pic:cNvPicPr>
+                      <a:picLocks noChangeAspect="1" noChangeArrowheads="1"/>
+                    </pic:cNvPicPr>
+                  </pic:nvPicPr>
+                  <pic:blipFill>
+                    <a:blip r:embed="rId5">
+                      <a:extLst>
+                        <a:ext uri="{28A0092B-C50C-407E-A947-70E740481C1C}">
+                          <a14:useLocalDpi xmlns:a14="http://schemas.microsoft.com/office/drawing/2010/main" val="0"/>
+                        </a:ext>
+                      </a:extLst>
+                    </a:blip>
+                    <a:srcRect/>
+                    <a:stretch>
+                      <a:fillRect/>
+                    </a:stretch>
+                  </pic:blipFill>
+                  <pic:spPr bwMode="auto">
+                    <a:xfrm>
+                      <a:off x="0" y="0"/>
+                      <a:ext cx="2921511" cy="2958305"/>
+                    </a:xfrm>
+                    <a:prstGeom prst="rect">
+                      <a:avLst/>
+                    </a:prstGeom>
+                    <a:noFill/>
+                    <a:ln>
+                      <a:noFill/>
+                    </a:ln>
+                  </pic:spPr>
+                </pic:pic>
+              </a:graphicData>
+            </a:graphic>
+          </wp:inline>
+        </w:drawing>
+      </w:r>
+      <w:r>
+        <w:rPr>
+          <w:noProof/>
+        </w:rPr>
+        <w:drawing>
+          <wp:inline distT="0" distB="0" distL="0" distR="0" wp14:anchorId="78B948A8" wp14:editId="0D1290A4">
+            <wp:extent cx="2897210" cy="2933700"/>
+            <wp:effectExtent l="0" t="0" r="0" b="0"/>
+            <wp:docPr id="13" name="Рисунок 13"/>
+            <wp:cNvGraphicFramePr>
+              <a:graphicFrameLocks xmlns:a="http://schemas.openxmlformats.org/drawingml/2006/main" noChangeAspect="1"/>
+            </wp:cNvGraphicFramePr>
+            <a:graphic xmlns:a="http://schemas.openxmlformats.org/drawingml/2006/main">
+              <a:graphicData uri="http://schemas.openxmlformats.org/drawingml/2006/picture">
+                <pic:pic xmlns:pic="http://schemas.openxmlformats.org/drawingml/2006/picture">
+                  <pic:nvPicPr>
+                    <pic:cNvPr id="0" name="Picture 4"/>
+                    <pic:cNvPicPr>
+                      <a:picLocks noChangeAspect="1" noChangeArrowheads="1"/>
+                    </pic:cNvPicPr>
+                  </pic:nvPicPr>
+                  <pic:blipFill>
+                    <a:blip r:embed="rId6">
+                      <a:extLst>
+                        <a:ext uri="{28A0092B-C50C-407E-A947-70E740481C1C}">
+                          <a14:useLocalDpi xmlns:a14="http://schemas.microsoft.com/office/drawing/2010/main" val="0"/>
+                        </a:ext>
+                      </a:extLst>
+                    </a:blip>
+                    <a:srcRect/>
+                    <a:stretch>
+                      <a:fillRect/>
+                    </a:stretch>
+                  </pic:blipFill>
+                  <pic:spPr bwMode="auto">
+                    <a:xfrm>
+                      <a:off x="0" y="0"/>
+                      <a:ext cx="2906441" cy="2943047"/>
+                    </a:xfrm>
+                    <a:prstGeom prst="rect">
+                      <a:avLst/>
+                    </a:prstGeom>
+                    <a:noFill/>
+                    <a:ln>
+                      <a:noFill/>
+                    </a:ln>
+                  </pic:spPr>
+                </pic:pic>
+              </a:graphicData>
+            </a:graphic>
+          </wp:inline>
+        </w:drawing>
+      </w:r>
+    </w:p>
+    <w:p>
+      <w:pPr>
+        <w:spacing w:line="360" w:lineRule="auto"/>
+        <w:rPr>
+          <w:sz w:val="28"/>
+          <w:szCs w:val="28"/>
+        </w:rPr>
+      </w:pPr>
+      <w:r>
+        <w:rPr>
+          <w:noProof/>
+          <w:sz w:val="28"/>
+          <w:szCs w:val="28"/>
+        </w:rPr>
+        <w:softHyphen/>
+      </w:r>
+      <w:r>
+        <w:rPr>
+          <w:noProof/>
+          <w:sz w:val="28"/>
+          <w:szCs w:val="28"/>
+        </w:rPr>
+        <w:drawing>
+          <wp:inline distT="0" distB="0" distL="0" distR="0" wp14:anchorId="04C5460F" wp14:editId="301A9975">
+            <wp:extent cx="2943225" cy="2285080"/>
+            <wp:effectExtent l="0" t="0" r="0" b="1270"/>
+            <wp:docPr id="14" name="Рисунок 14"/>
+            <wp:cNvGraphicFramePr>
+              <a:graphicFrameLocks xmlns:a="http://schemas.openxmlformats.org/drawingml/2006/main" noChangeAspect="1"/>
+            </wp:cNvGraphicFramePr>
+            <a:graphic xmlns:a="http://schemas.openxmlformats.org/drawingml/2006/main">
+              <a:graphicData uri="http://schemas.openxmlformats.org/drawingml/2006/picture">
+                <pic:pic xmlns:pic="http://schemas.openxmlformats.org/drawingml/2006/picture">
+                  <pic:nvPicPr>
+                    <pic:cNvPr id="0" name="Picture 5"/>
+                    <pic:cNvPicPr>
+                      <a:picLocks noChangeAspect="1" noChangeArrowheads="1"/>
+                    </pic:cNvPicPr>
+                  </pic:nvPicPr>
+                  <pic:blipFill>
+                    <a:blip r:embed="rId7" cstate="print">
+                      <a:extLst>
+                        <a:ext uri="{28A0092B-C50C-407E-A947-70E740481C1C}">
+                          <a14:useLocalDpi xmlns:a14="http://schemas.microsoft.com/office/drawing/2010/main" val="0"/>
+                        </a:ext>
+                      </a:extLst>
+                    </a:blip>
+                    <a:srcRect/>
+                    <a:stretch>
+                      <a:fillRect/>
+                    </a:stretch>
+                  </pic:blipFill>
+                  <pic:spPr bwMode="auto">
+                    <a:xfrm>
+                      <a:off x="0" y="0"/>
+                      <a:ext cx="2967909" cy="2304244"/>
+                    </a:xfrm>
+                    <a:prstGeom prst="rect">
+                      <a:avLst/>
+                    </a:prstGeom>
+                    <a:noFill/>
+                    <a:ln>
+                      <a:noFill/>
+                    </a:ln>
+                  </pic:spPr>
+                </pic:pic>
+              </a:graphicData>
+            </a:graphic>
+          </wp:inline>
+        </w:drawing>
+      </w:r>
+      <w:r>
+        <w:rPr>
+          <w:noProof/>
+          <w:sz w:val="28"/>
+          <w:szCs w:val="28"/>
+        </w:rPr>
+        <w:drawing>
+          <wp:inline distT="0" distB="0" distL="0" distR="0" wp14:anchorId="265B2403" wp14:editId="28C4F3EC">
+            <wp:extent cx="2949315" cy="2289810"/>
+            <wp:effectExtent l="0" t="0" r="3810" b="0"/>
+            <wp:docPr id="15" name="Рисунок 15"/>
+            <wp:cNvGraphicFramePr>
+              <a:graphicFrameLocks xmlns:a="http://schemas.openxmlformats.org/drawingml/2006/main" noChangeAspect="1"/>
+            </wp:cNvGraphicFramePr>
+            <a:graphic xmlns:a="http://schemas.openxmlformats.org/drawingml/2006/main">
+              <a:graphicData uri="http://schemas.openxmlformats.org/drawingml/2006/picture">
+                <pic:pic xmlns:pic="http://schemas.openxmlformats.org/drawingml/2006/picture">
+                  <pic:nvPicPr>
+                    <pic:cNvPr id="0" name="Picture 6"/>
+                    <pic:cNvPicPr>
+                      <a:picLocks noChangeAspect="1" noChangeArrowheads="1"/>
+                    </pic:cNvPicPr>
+                  </pic:nvPicPr>
+                  <pic:blipFill>
+                    <a:blip r:embed="rId8" cstate="print">
+                      <a:extLst>
+                        <a:ext uri="{28A0092B-C50C-407E-A947-70E740481C1C}">
+                          <a14:useLocalDpi xmlns:a14="http://schemas.microsoft.com/office/drawing/2010/main" val="0"/>
+                        </a:ext>
+                      </a:extLst>
+                    </a:blip>
+                    <a:srcRect/>
+                    <a:stretch>
+                      <a:fillRect/>
+                    </a:stretch>
+                  </pic:blipFill>
+                  <pic:spPr bwMode="auto">
+                    <a:xfrm>
+                      <a:off x="0" y="0"/>
+                      <a:ext cx="2980062" cy="2313682"/>
+                    </a:xfrm>
+                    <a:prstGeom prst="rect">
+                      <a:avLst/>
+                    </a:prstGeom>
+                    <a:noFill/>
+                    <a:ln>
+                      <a:noFill/>
+                    </a:ln>
+                  </pic:spPr>
+                </pic:pic>
+              </a:graphicData>
+            </a:graphic>
+          </wp:inline>
+        </w:drawing>
+      </w:r>
+    </w:p>
+    <w:p>
+      <w:pPr>
+        <w:spacing w:line="360" w:lineRule="auto"/>
+        <w:rPr>
+          <w:sz w:val="28"/>
+          <w:szCs w:val="28"/>
+        </w:rPr>
+      </w:pPr>
+    </w:p>
+    <w:p>
+      <w:pPr>
+        <w:spacing w:line="360" w:lineRule="auto"/>
+        <w:rPr>
+          <w:sz w:val="28"/>
+          <w:szCs w:val="28"/>
+        </w:rPr>
+      </w:pPr>
+    </w:p>
+    <w:p>
+      <w:pPr>
+        <w:spacing w:line="360" w:lineRule="auto"/>
+        <w:rPr>
+          <w:sz w:val="28"/>
+          <w:szCs w:val="28"/>
+        </w:rPr>
+      </w:pPr>
+      <w:r>
+        <w:rPr>
+          <w:b/>
+          <w:bCs/>
+          <w:i/>
+          <w:iCs/>
+          <w:sz w:val="28"/>
+          <w:szCs w:val="28"/>
+        </w:rPr>
+        <w:lastRenderedPageBreak/>
+        <w:t xml:space="preserve">2) Метод Зейделя: </w:t>
+      </w:r>
+      <w:r>
+        <w:rPr>
+          <w:sz w:val="28"/>
+          <w:szCs w:val="28"/>
+        </w:rPr>
+        <w:t>методе Зейделя применяется последовательное обновление значений.</w:t>
+      </w:r>
+    </w:p>
+    <w:p>
+      <w:pPr>
+        <w:spacing w:line="360" w:lineRule="auto"/>
+        <w:rPr>
+          <w:b/>
+          <w:bCs/>
+          <w:i/>
+          <w:iCs/>
+          <w:sz w:val="28"/>
+          <w:szCs w:val="28"/>
+        </w:rPr>
+      </w:pPr>
+      <m:oMathPara>
+        <m:oMath>
+          <m:sSubSup>
+            <m:sSubSupPr>
+              <m:ctrlPr>
+                <w:rPr>
+                  <w:rFonts w:ascii="Cambria Math" w:hAnsi="Cambria Math"/>
+                  <w:sz w:val="28"/>
+                  <w:szCs w:val="28"/>
+                </w:rPr>
+              </m:ctrlPr>
+            </m:sSubSupPr>
+            <m:e>
+              <m:r>
+                <w:rPr>
+                  <w:rFonts w:ascii="Cambria Math" w:hAnsi="Cambria Math"/>
+                  <w:sz w:val="28"/>
+                  <w:szCs w:val="28"/>
+                </w:rPr>
+                <m:t>U</m:t>
+              </m:r>
+            </m:e>
+            <m:sub>
+              <m:r>
+                <w:rPr>
+                  <w:rFonts w:ascii="Cambria Math" w:hAnsi="Cambria Math"/>
+                  <w:sz w:val="28"/>
+                  <w:szCs w:val="28"/>
+                </w:rPr>
+                <m:t>i,j</m:t>
+              </m:r>
+            </m:sub>
+            <m:sup>
+              <m:r>
+                <w:rPr>
+                  <w:rFonts w:ascii="Cambria Math" w:hAnsi="Cambria Math"/>
+                  <w:sz w:val="28"/>
+                  <w:szCs w:val="28"/>
+                </w:rPr>
+                <m:t>(k+1)</m:t>
+              </m:r>
+            </m:sup>
+          </m:sSubSup>
+          <m:r>
+            <w:rPr>
+              <w:rFonts w:ascii="Cambria Math" w:hAnsi="Cambria Math"/>
+              <w:sz w:val="28"/>
+              <w:szCs w:val="28"/>
+            </w:rPr>
+            <m:t>=</m:t>
+          </m:r>
+          <m:f>
+            <m:fPr>
+              <m:ctrlPr>
+                <w:rPr>
+                  <w:rFonts w:ascii="Cambria Math" w:hAnsi="Cambria Math"/>
+                  <w:sz w:val="28"/>
+                  <w:szCs w:val="28"/>
+                </w:rPr>
+              </m:ctrlPr>
+            </m:fPr>
+            <m:num>
+              <m:r>
+                <w:rPr>
+                  <w:rFonts w:ascii="Cambria Math" w:hAnsi="Cambria Math"/>
+                  <w:sz w:val="28"/>
+                  <w:szCs w:val="28"/>
+                </w:rPr>
+                <m:t>1</m:t>
+              </m:r>
+            </m:num>
+            <m:den>
+              <m:r>
+                <w:rPr>
+                  <w:rFonts w:ascii="Cambria Math" w:hAnsi="Cambria Math"/>
+                  <w:sz w:val="28"/>
+                  <w:szCs w:val="28"/>
+                </w:rPr>
+                <m:t>4</m:t>
+              </m:r>
+            </m:den>
+          </m:f>
+          <m:r>
+            <w:rPr>
+              <w:rFonts w:ascii="Cambria Math" w:hAnsi="Cambria Math"/>
+              <w:sz w:val="28"/>
+              <w:szCs w:val="28"/>
+            </w:rPr>
+            <m:t>(</m:t>
+          </m:r>
+          <m:sSubSup>
+            <m:sSubSupPr>
+              <m:ctrlPr>
+                <w:rPr>
+                  <w:rFonts w:ascii="Cambria Math" w:hAnsi="Cambria Math"/>
+                  <w:sz w:val="28"/>
+                  <w:szCs w:val="28"/>
+                </w:rPr>
+              </m:ctrlPr>
+            </m:sSubSupPr>
+            <m:e>
+              <m:r>
+                <w:rPr>
+                  <w:rFonts w:ascii="Cambria Math" w:hAnsi="Cambria Math"/>
+                  <w:sz w:val="28"/>
+                  <w:szCs w:val="28"/>
+                </w:rPr>
+                <m:t>U</m:t>
+              </m:r>
+            </m:e>
+            <m:sub>
+              <m:r>
+                <w:rPr>
+                  <w:rFonts w:ascii="Cambria Math" w:hAnsi="Cambria Math"/>
+                  <w:sz w:val="28"/>
+                  <w:szCs w:val="28"/>
+                </w:rPr>
+                <m:t>i+1,j</m:t>
+              </m:r>
+            </m:sub>
+            <m:sup>
+              <m:r>
+                <w:rPr>
+                  <w:rFonts w:ascii="Cambria Math" w:hAnsi="Cambria Math"/>
+                  <w:sz w:val="28"/>
+                  <w:szCs w:val="28"/>
+                </w:rPr>
+                <m:t>(k)</m:t>
+              </m:r>
+            </m:sup>
+          </m:sSubSup>
+          <m:r>
+            <w:rPr>
+              <w:rFonts w:ascii="Cambria Math" w:hAnsi="Cambria Math"/>
+              <w:sz w:val="28"/>
+              <w:szCs w:val="28"/>
+            </w:rPr>
+            <m:t>+</m:t>
+          </m:r>
+          <m:sSubSup>
+            <m:sSubSupPr>
+              <m:ctrlPr>
+                <w:rPr>
+                  <w:rFonts w:ascii="Cambria Math" w:hAnsi="Cambria Math"/>
+                  <w:sz w:val="28"/>
+                  <w:szCs w:val="28"/>
+                </w:rPr>
+              </m:ctrlPr>
+            </m:sSubSupPr>
+            <m:e>
+              <m:r>
+                <w:rPr>
+                  <w:rFonts w:ascii="Cambria Math" w:hAnsi="Cambria Math"/>
+                  <w:sz w:val="28"/>
+                  <w:szCs w:val="28"/>
+                </w:rPr>
+                <m:t>U</m:t>
+              </m:r>
+            </m:e>
+            <m:sub>
+              <m:r>
+                <w:rPr>
+                  <w:rFonts w:ascii="Cambria Math" w:hAnsi="Cambria Math"/>
+                  <w:sz w:val="28"/>
+                  <w:szCs w:val="28"/>
+                </w:rPr>
+                <m:t>i-1,j</m:t>
+              </m:r>
+            </m:sub>
+            <m:sup>
+              <m:r>
+                <w:rPr>
+                  <w:rFonts w:ascii="Cambria Math" w:hAnsi="Cambria Math"/>
+                  <w:sz w:val="28"/>
+                  <w:szCs w:val="28"/>
+                </w:rPr>
+                <m:t>(k+1)</m:t>
+              </m:r>
+            </m:sup>
+          </m:sSubSup>
+          <m:r>
+            <w:rPr>
+              <w:rFonts w:ascii="Cambria Math" w:hAnsi="Cambria Math"/>
+              <w:sz w:val="28"/>
+              <w:szCs w:val="28"/>
+            </w:rPr>
+            <m:t>+</m:t>
+          </m:r>
+          <m:sSubSup>
+            <m:sSubSupPr>
+              <m:ctrlPr>
+                <w:rPr>
+                  <w:rFonts w:ascii="Cambria Math" w:hAnsi="Cambria Math"/>
+                  <w:sz w:val="28"/>
+                  <w:szCs w:val="28"/>
+                </w:rPr>
+              </m:ctrlPr>
+            </m:sSubSupPr>
+            <m:e>
+              <m:r>
+                <w:rPr>
+                  <w:rFonts w:ascii="Cambria Math" w:hAnsi="Cambria Math"/>
+                  <w:sz w:val="28"/>
+                  <w:szCs w:val="28"/>
+                </w:rPr>
+                <m:t>U</m:t>
+              </m:r>
+            </m:e>
+            <m:sub>
+              <m:r>
+                <w:rPr>
+                  <w:rFonts w:ascii="Cambria Math" w:hAnsi="Cambria Math"/>
+                  <w:sz w:val="28"/>
+                  <w:szCs w:val="28"/>
+                </w:rPr>
+                <m:t>i,j+1</m:t>
+              </m:r>
+            </m:sub>
+            <m:sup>
+              <m:r>
+                <w:rPr>
+                  <w:rFonts w:ascii="Cambria Math" w:hAnsi="Cambria Math"/>
+                  <w:sz w:val="28"/>
+                  <w:szCs w:val="28"/>
+                </w:rPr>
+                <m:t>(k)</m:t>
+              </m:r>
+            </m:sup>
+          </m:sSubSup>
+          <m:r>
+            <w:rPr>
+              <w:rFonts w:ascii="Cambria Math" w:hAnsi="Cambria Math"/>
+              <w:sz w:val="28"/>
+              <w:szCs w:val="28"/>
+            </w:rPr>
+            <m:t>+</m:t>
+          </m:r>
+          <m:sSubSup>
+            <m:sSubSupPr>
+              <m:ctrlPr>
+                <w:rPr>
+                  <w:rFonts w:ascii="Cambria Math" w:hAnsi="Cambria Math"/>
+                  <w:sz w:val="28"/>
+                  <w:szCs w:val="28"/>
+                </w:rPr>
+              </m:ctrlPr>
+            </m:sSubSupPr>
+            <m:e>
+              <m:r>
+                <w:rPr>
+                  <w:rFonts w:ascii="Cambria Math" w:hAnsi="Cambria Math"/>
+                  <w:sz w:val="28"/>
+                  <w:szCs w:val="28"/>
+                </w:rPr>
+                <m:t>U</m:t>
+              </m:r>
+            </m:e>
+            <m:sub>
+              <m:r>
+                <w:rPr>
+                  <w:rFonts w:ascii="Cambria Math" w:hAnsi="Cambria Math"/>
+                  <w:sz w:val="28"/>
+                  <w:szCs w:val="28"/>
+                </w:rPr>
+                <m:t>i,j-1</m:t>
+              </m:r>
+            </m:sub>
+            <m:sup>
+              <m:r>
+                <w:rPr>
+                  <w:rFonts w:ascii="Cambria Math" w:hAnsi="Cambria Math"/>
+                  <w:sz w:val="28"/>
+                  <w:szCs w:val="28"/>
+                </w:rPr>
+                <m:t>(k+1)</m:t>
+              </m:r>
+            </m:sup>
+          </m:sSubSup>
+          <m:r>
+            <w:rPr>
+              <w:rFonts w:ascii="Cambria Math" w:hAnsi="Cambria Math"/>
+              <w:sz w:val="28"/>
+              <w:szCs w:val="28"/>
+            </w:rPr>
+            <m:t>-</m:t>
+          </m:r>
+          <m:sSup>
+            <m:sSupPr>
+              <m:ctrlPr>
+                <w:rPr>
+                  <w:rFonts w:ascii="Cambria Math" w:hAnsi="Cambria Math"/>
+                  <w:sz w:val="28"/>
+                  <w:szCs w:val="28"/>
+                </w:rPr>
+              </m:ctrlPr>
+            </m:sSupPr>
+            <m:e>
+              <m:r>
+                <w:rPr>
+                  <w:rFonts w:ascii="Cambria Math" w:hAnsi="Cambria Math"/>
+                  <w:sz w:val="28"/>
+                  <w:szCs w:val="28"/>
+                </w:rPr>
+                <m:t>h</m:t>
+              </m:r>
+            </m:e>
+            <m:sup>
+              <m:r>
+                <w:rPr>
+                  <w:rFonts w:ascii="Cambria Math" w:hAnsi="Cambria Math"/>
+                  <w:sz w:val="28"/>
+                  <w:szCs w:val="28"/>
+                </w:rPr>
+                <m:t>2</m:t>
+              </m:r>
+            </m:sup>
+          </m:sSup>
+          <m:sSub>
+            <m:sSubPr>
+              <m:ctrlPr>
+                <w:rPr>
+                  <w:rFonts w:ascii="Cambria Math" w:hAnsi="Cambria Math"/>
+                  <w:sz w:val="28"/>
+                  <w:szCs w:val="28"/>
+                </w:rPr>
+              </m:ctrlPr>
+            </m:sSubPr>
+            <m:e>
+              <m:r>
+                <w:rPr>
+                  <w:rFonts w:ascii="Cambria Math" w:hAnsi="Cambria Math"/>
+                  <w:sz w:val="28"/>
+                  <w:szCs w:val="28"/>
+                </w:rPr>
+                <m:t>f</m:t>
+              </m:r>
+            </m:e>
+            <m:sub>
+              <m:r>
+                <w:rPr>
+                  <w:rFonts w:ascii="Cambria Math" w:hAnsi="Cambria Math"/>
+                  <w:sz w:val="28"/>
+                  <w:szCs w:val="28"/>
+                </w:rPr>
+                <m:t>i,j</m:t>
+              </m:r>
+            </m:sub>
+          </m:sSub>
+          <m:r>
+            <w:rPr>
+              <w:rFonts w:ascii="Cambria Math" w:hAnsi="Cambria Math"/>
+              <w:sz w:val="28"/>
+              <w:szCs w:val="28"/>
+            </w:rPr>
+            <m:t>)</m:t>
+          </m:r>
+        </m:oMath>
+      </m:oMathPara>
+    </w:p>
+    <w:p>
+      <w:pPr>
+        <w:spacing w:line="360" w:lineRule="auto"/>
+        <w:rPr>
+          <w:b/>
+          <w:bCs/>
+          <w:sz w:val="28"/>
+          <w:szCs w:val="28"/>
+        </w:rPr>
+      </w:pPr>
+    </w:p>
+    <w:p>
+      <w:pPr>
+        <w:spacing w:line="360" w:lineRule="auto"/>
+        <w:rPr>
+          <w:b/>
+          <w:bCs/>
+          <w:sz w:val="28"/>
+          <w:szCs w:val="28"/>
+        </w:rPr>
+      </w:pPr>
+      <w:r>
+        <w:rPr>
+          <w:noProof/>
+        </w:rPr>
+        <w:drawing>
+          <wp:inline distT="0" distB="0" distL="0" distR="0" wp14:anchorId="6A5F2F6F" wp14:editId="5C626530">
+            <wp:extent cx="2962275" cy="2999585"/>
+            <wp:effectExtent l="0" t="0" r="0" b="0"/>
+            <wp:docPr id="16" name="Рисунок 16"/>
+            <wp:cNvGraphicFramePr>
+              <a:graphicFrameLocks xmlns:a="http://schemas.openxmlformats.org/drawingml/2006/main" noChangeAspect="1"/>
+            </wp:cNvGraphicFramePr>
+            <a:graphic xmlns:a="http://schemas.openxmlformats.org/drawingml/2006/main">
+              <a:graphicData uri="http://schemas.openxmlformats.org/drawingml/2006/picture">
+                <pic:pic xmlns:pic="http://schemas.openxmlformats.org/drawingml/2006/picture">
+                  <pic:nvPicPr>
+                    <pic:cNvPr id="0" name="Picture 7"/>
+                    <pic:cNvPicPr>
+                      <a:picLocks noChangeAspect="1" noChangeArrowheads="1"/>
+                    </pic:cNvPicPr>
+                  </pic:nvPicPr>
+                  <pic:blipFill>
+                    <a:blip r:embed="rId9">
+                      <a:extLst>
+                        <a:ext uri="{28A0092B-C50C-407E-A947-70E740481C1C}">
+                          <a14:useLocalDpi xmlns:a14="http://schemas.microsoft.com/office/drawing/2010/main" val="0"/>
+                        </a:ext>
+                      </a:extLst>
+                    </a:blip>
+                    <a:srcRect/>
+                    <a:stretch>
+                      <a:fillRect/>
+                    </a:stretch>
+                  </pic:blipFill>
+                  <pic:spPr bwMode="auto">
+                    <a:xfrm>
+                      <a:off x="0" y="0"/>
+                      <a:ext cx="2973476" cy="3010927"/>
+                    </a:xfrm>
+                    <a:prstGeom prst="rect">
+                      <a:avLst/>
+                    </a:prstGeom>
+                    <a:noFill/>
+                    <a:ln>
+                      <a:noFill/>
+                    </a:ln>
+                  </pic:spPr>
+                </pic:pic>
+              </a:graphicData>
+            </a:graphic>
+          </wp:inline>
+        </w:drawing>
+      </w:r>
+      <w:r>
+        <w:rPr>
+          <w:b/>
+          <w:bCs/>
+          <w:noProof/>
+          <w:sz w:val="28"/>
+          <w:szCs w:val="28"/>
+        </w:rPr>
+        <w:drawing>
+          <wp:inline distT="0" distB="0" distL="0" distR="0" wp14:anchorId="0AB0DC9F" wp14:editId="5EF5C5C3">
+            <wp:extent cx="2972463" cy="3009900"/>
+            <wp:effectExtent l="0" t="0" r="0" b="0"/>
+            <wp:docPr id="17" name="Рисунок 17"/>
+            <wp:cNvGraphicFramePr>
+              <a:graphicFrameLocks xmlns:a="http://schemas.openxmlformats.org/drawingml/2006/main" noChangeAspect="1"/>
+            </wp:cNvGraphicFramePr>
+            <a:graphic xmlns:a="http://schemas.openxmlformats.org/drawingml/2006/main">
+              <a:graphicData uri="http://schemas.openxmlformats.org/drawingml/2006/picture">
+                <pic:pic xmlns:pic="http://schemas.openxmlformats.org/drawingml/2006/picture">
+                  <pic:nvPicPr>
+                    <pic:cNvPr id="0" name="Picture 8"/>
+                    <pic:cNvPicPr>
+                      <a:picLocks noChangeAspect="1" noChangeArrowheads="1"/>
+                    </pic:cNvPicPr>
+                  </pic:nvPicPr>
+                  <pic:blipFill>
+                    <a:blip r:embed="rId10">
+                      <a:extLst>
+                        <a:ext uri="{28A0092B-C50C-407E-A947-70E740481C1C}">
+                          <a14:useLocalDpi xmlns:a14="http://schemas.microsoft.com/office/drawing/2010/main" val="0"/>
+                        </a:ext>
+                      </a:extLst>
+                    </a:blip>
+                    <a:srcRect/>
+                    <a:stretch>
+                      <a:fillRect/>
+                    </a:stretch>
+                  </pic:blipFill>
+                  <pic:spPr bwMode="auto">
+                    <a:xfrm>
+                      <a:off x="0" y="0"/>
+                      <a:ext cx="2982313" cy="3019874"/>
+                    </a:xfrm>
+                    <a:prstGeom prst="rect">
+                      <a:avLst/>
+                    </a:prstGeom>
+                    <a:noFill/>
+                    <a:ln>
+                      <a:noFill/>
+                    </a:ln>
+                  </pic:spPr>
+                </pic:pic>
+              </a:graphicData>
+            </a:graphic>
+          </wp:inline>
+        </w:drawing>
+      </w:r>
+    </w:p>
+    <w:p>
+      <w:pPr>
+        <w:spacing w:line="360" w:lineRule="auto"/>
+        <w:rPr>
+          <w:b/>
+          <w:bCs/>
+          <w:sz w:val="28"/>
+          <w:szCs w:val="28"/>
+        </w:rPr>
+      </w:pPr>
+      <w:r>
+        <w:rPr>
+          <w:b/>
+          <w:bCs/>
+          <w:noProof/>
+          <w:sz w:val="28"/>
+          <w:szCs w:val="28"/>
+        </w:rPr>
+        <w:drawing>
+          <wp:inline distT="0" distB="0" distL="0" distR="0" wp14:anchorId="6BCB4AE3" wp14:editId="432B50FA">
+            <wp:extent cx="2944411" cy="2286000"/>
+            <wp:effectExtent l="0" t="0" r="8890" b="0"/>
+            <wp:docPr id="19" name="Рисунок 19"/>
+            <wp:cNvGraphicFramePr>
+              <a:graphicFrameLocks xmlns:a="http://schemas.openxmlformats.org/drawingml/2006/main" noChangeAspect="1"/>
+            </wp:cNvGraphicFramePr>
+            <a:graphic xmlns:a="http://schemas.openxmlformats.org/drawingml/2006/main">
+              <a:graphicData uri="http://schemas.openxmlformats.org/drawingml/2006/picture">
+                <pic:pic xmlns:pic="http://schemas.openxmlformats.org/drawingml/2006/picture">
+                  <pic:nvPicPr>
+                    <pic:cNvPr id="0" name="Picture 10"/>
+                    <pic:cNvPicPr>
+                      <a:picLocks noChangeAspect="1" noChangeArrowheads="1"/>
+                    </pic:cNvPicPr>
+                  </pic:nvPicPr>
+                  <pic:blipFill>
+                    <a:blip r:embed="rId11" cstate="print">
+                      <a:extLst>
+                        <a:ext uri="{28A0092B-C50C-407E-A947-70E740481C1C}">
+                          <a14:useLocalDpi xmlns:a14="http://schemas.microsoft.com/office/drawing/2010/main" val="0"/>
+                        </a:ext>
+                      </a:extLst>
+                    </a:blip>
+                    <a:srcRect/>
+                    <a:stretch>
+                      <a:fillRect/>
+                    </a:stretch>
+                  </pic:blipFill>
+                  <pic:spPr bwMode="auto">
+                    <a:xfrm>
+                      <a:off x="0" y="0"/>
+                      <a:ext cx="2958560" cy="2296985"/>
+                    </a:xfrm>
+                    <a:prstGeom prst="rect">
+                      <a:avLst/>
+                    </a:prstGeom>
+                    <a:noFill/>
+                    <a:ln>
+                      <a:noFill/>
+                    </a:ln>
+                  </pic:spPr>
+                </pic:pic>
+              </a:graphicData>
+            </a:graphic>
+          </wp:inline>
+        </w:drawing>
+      </w:r>
+      <w:r>
+        <w:rPr>
+          <w:b/>
+          <w:bCs/>
+          <w:noProof/>
+          <w:sz w:val="28"/>
+          <w:szCs w:val="28"/>
+        </w:rPr>
+        <w:drawing>
+          <wp:inline distT="0" distB="0" distL="0" distR="0" wp14:anchorId="00C04F84" wp14:editId="73C8E6CD">
+            <wp:extent cx="2952750" cy="2292474"/>
+            <wp:effectExtent l="0" t="0" r="0" b="0"/>
+            <wp:docPr id="18" name="Рисунок 18"/>
+            <wp:cNvGraphicFramePr>
+              <a:graphicFrameLocks xmlns:a="http://schemas.openxmlformats.org/drawingml/2006/main" noChangeAspect="1"/>
+            </wp:cNvGraphicFramePr>
+            <a:graphic xmlns:a="http://schemas.openxmlformats.org/drawingml/2006/main">
+              <a:graphicData uri="http://schemas.openxmlformats.org/drawingml/2006/picture">
+                <pic:pic xmlns:pic="http://schemas.openxmlformats.org/drawingml/2006/picture">
+                  <pic:nvPicPr>
+                    <pic:cNvPr id="0" name="Picture 9"/>
+                    <pic:cNvPicPr>
+                      <a:picLocks noChangeAspect="1" noChangeArrowheads="1"/>
+                    </pic:cNvPicPr>
+                  </pic:nvPicPr>
+                  <pic:blipFill>
+                    <a:blip r:embed="rId12" cstate="print">
+                      <a:extLst>
+                        <a:ext uri="{28A0092B-C50C-407E-A947-70E740481C1C}">
+                          <a14:useLocalDpi xmlns:a14="http://schemas.microsoft.com/office/drawing/2010/main" val="0"/>
+                        </a:ext>
+                      </a:extLst>
+                    </a:blip>
+                    <a:srcRect/>
+                    <a:stretch>
+                      <a:fillRect/>
+                    </a:stretch>
+                  </pic:blipFill>
+                  <pic:spPr bwMode="auto">
+                    <a:xfrm>
+                      <a:off x="0" y="0"/>
+                      <a:ext cx="2966355" cy="2303037"/>
+                    </a:xfrm>
+                    <a:prstGeom prst="rect">
+                      <a:avLst/>
+                    </a:prstGeom>
+                    <a:noFill/>
+                    <a:ln>
+                      <a:noFill/>
+                    </a:ln>
+                  </pic:spPr>
+                </pic:pic>
+              </a:graphicData>
+            </a:graphic>
+          </wp:inline>
+        </w:drawing>
+      </w:r>
+    </w:p>
+    <w:p>
+      <w:pPr>
+        <w:spacing w:line="360" w:lineRule="auto"/>
+        <w:rPr>
+          <w:b/>
+          <w:bCs/>
+          <w:sz w:val="28"/>
+          <w:szCs w:val="28"/>
+        </w:rPr>
+      </w:pPr>
+    </w:p>
+    <w:p>
+      <w:pPr>
+        <w:spacing w:after="60" w:line="360" w:lineRule="auto"/>
+        <w:rPr>
+          <w:sz w:val="28"/>
+          <w:szCs w:val="28"/>
+        </w:rPr>
+      </w:pPr>
+      <w:r>
+        <w:rPr>
+          <w:b/>
+          <w:bCs/>
+          <w:i/>
+          <w:iCs/>
+          <w:color w:val="000000"/>
+          <w:sz w:val="28"/>
+          <w:szCs w:val="28"/>
+        </w:rPr>
+        <w:t>Вывод</w:t>
+      </w:r>
+      <w:proofErr w:type="gramStart"/>
+      <w:r>
+        <w:rPr>
+          <w:b/>
+          <w:bCs/>
+          <w:i/>
+          <w:iCs/>
+          <w:color w:val="000000"/>
+          <w:sz w:val="28"/>
+          <w:szCs w:val="28"/>
+        </w:rPr>
+        <w:t>:</w:t>
+      </w:r>
+      <w:r>
+        <w:rPr>
+          <w:b/>
+          <w:bCs/>
+          <w:i/>
+          <w:iCs/>
+          <w:sz w:val="28"/>
+          <w:szCs w:val="28"/>
+        </w:rPr>
+        <w:t xml:space="preserve"> </w:t>
+      </w:r>
+      <w:r>
+        <w:rPr>
+          <w:sz w:val="28"/>
+          <w:szCs w:val="28"/>
+        </w:rPr>
+        <w:t>В ходе</w:t>
+      </w:r>
+      <w:proofErr w:type="gramEnd"/>
+      <w:r>
+        <w:rPr>
+          <w:sz w:val="28"/>
+          <w:szCs w:val="28"/>
+        </w:rPr>
+        <w:t xml:space="preserve"> работы было получено численное решение эллиптического уравнения методом конечных разностей с использованием методов Якоби и Зейделя на сетках 5×5 и 10×10. Установлено, что оба метода сходятся к одному и тому же решению, однако метод Зейделя достигает его быстрее за счёт использования обновленных значений в процессе вычислений.</w:t>
+      </w:r>
+    </w:p>
+    <w:p>
+      <w:pPr>
+        <w:spacing w:before="240" w:after="240" w:line="360" w:lineRule="auto"/>
+        <w:rPr>
+          <w:sz w:val="28"/>
+          <w:szCs w:val="28"/>
+        </w:rPr>
+      </w:pPr>
+      <w:r>
+        <w:rPr>
+          <w:sz w:val="28"/>
+          <w:szCs w:val="28"/>
+        </w:rPr>
+        <w:lastRenderedPageBreak/>
+        <w:t xml:space="preserve">Сравнение сеток показало, что при увеличении их плотности решение становится более точным и гладким. На сетке 5×5 наблюдается грубое приближение, тогда как на сетке 10×10 результат лучше отражает поведение функции. Таким образом, метод Зейделя является более эффективным, а увеличение числа узлов сетки повышает точность решения. </w:t>
+      </w:r>
+      <w:r>
+        <w:rPr>
+          <w:color w:val="000000"/>
+          <w:sz w:val="28"/>
+          <w:szCs w:val="28"/>
+        </w:rPr>
+        <w:t>Все исходные тексты программ приводятся в Приложении</w:t>
+      </w:r>
+      <w:r>
+        <w:rPr>
+          <w:sz w:val="28"/>
+          <w:szCs w:val="28"/>
+        </w:rPr>
+        <w:t xml:space="preserve">. </w:t>
+      </w:r>
+    </w:p>
+    <w:p>
+      <w:pPr>
+        <w:spacing w:after="60" w:line="360" w:lineRule="auto"/>
+        <w:rPr>
+          <w:sz w:val="28"/>
+          <w:szCs w:val="28"/>
+        </w:rPr>
+      </w:pPr>
+    </w:p>
+    <w:p>
+      <w:pPr>
+        <w:spacing w:after="60" w:line="360" w:lineRule="auto"/>
+        <w:rPr>
+          <w:sz w:val="28"/>
+          <w:szCs w:val="28"/>
+        </w:rPr>
+      </w:pPr>
+      <w:r>
+        <w:br w:type="page"/>
+      </w:r>
+    </w:p>
+    <w:p>
+      <w:pPr>
+        <w:spacing w:after="60" w:line="360" w:lineRule="auto"/>
+        <w:rPr>
+          <w:sz w:val="28"/>
+          <w:szCs w:val="28"/>
+        </w:rPr>
+      </w:pPr>
+    </w:p>
+    <w:p>
+      <w:pPr>
+        <w:jc w:val="right"/>
+        <w:rPr>
+          <w:b/>
+          <w:bCs/>
+          <w:color w:val="000000"/>
+          <w:sz w:val="28"/>
+          <w:szCs w:val="28"/>
+        </w:rPr>
+      </w:pPr>
+      <w:r>
+        <w:rPr>
+          <w:b/>
+          <w:bCs/>
+          <w:color w:val="000000"/>
+          <w:sz w:val="28"/>
+          <w:szCs w:val="28"/>
+        </w:rPr>
+        <w:t>ПРИЛОЖЕНИЕ</w:t>
+      </w:r>
+    </w:p>
+    <w:p>
+      <w:pPr>
+        <w:jc w:val="right"/>
+        <w:rPr>
+          <w:color w:val="000000"/>
+          <w:sz w:val="28"/>
+          <w:szCs w:val="28"/>
+        </w:rPr>
+      </w:pPr>
+    </w:p>
+    <w:p>
+      <w:pPr>
+        <w:jc w:val="center"/>
+        <w:rPr>
+          <w:b/>
+          <w:bCs/>
+          <w:i/>
+          <w:iCs/>
+          <w:sz w:val="28"/>
+          <w:szCs w:val="28"/>
+        </w:rPr>
+      </w:pPr>
+      <w:r>
+        <w:rPr>
+          <w:b/>
+          <w:bCs/>
+          <w:i/>
+          <w:iCs/>
+          <w:sz w:val="28"/>
+          <w:szCs w:val="28"/>
+        </w:rPr>
+        <w:t>Программа построения графиков.</w:t>
+      </w:r>
+    </w:p>
+    <w:p>
+      <w:pPr>
+        <w:spacing w:line="276" w:lineRule="auto"/>
+        <w:rPr>
+          <w:sz w:val="28"/>
+          <w:szCs w:val="28"/>
+        </w:rPr>
+      </w:pPr>
+      <w:r>
+        <w:rPr>
+          <w:sz w:val="28"/>
+          <w:szCs w:val="28"/>
+          <w:lang w:val="en-US"/>
+        </w:rPr>
+        <w:t>import</w:t>
+      </w:r>
+      <w:r>
+        <w:rPr>
+          <w:sz w:val="28"/>
+          <w:szCs w:val="28"/>
+        </w:rPr>
+        <w:t xml:space="preserve"> </w:t>
+      </w:r>
+      <w:proofErr w:type="spellStart"/>
+      <w:r>
+        <w:rPr>
+          <w:sz w:val="28"/>
+          <w:szCs w:val="28"/>
+          <w:lang w:val="en-US"/>
+        </w:rPr>
+        <w:t>numpy</w:t>
+      </w:r>
+      <w:proofErr w:type="spellEnd"/>
+      <w:r>
+        <w:rPr>
+          <w:sz w:val="28"/>
+          <w:szCs w:val="28"/>
+        </w:rPr>
+        <w:t xml:space="preserve"> </w:t>
+      </w:r>
+      <w:r>
+        <w:rPr>
+          <w:sz w:val="28"/>
+          <w:szCs w:val="28"/>
+          <w:lang w:val="en-US"/>
+        </w:rPr>
+        <w:t>as</w:t>
+      </w:r>
+      <w:r>
+        <w:rPr>
+          <w:sz w:val="28"/>
+          <w:szCs w:val="28"/>
+        </w:rPr>
+        <w:t xml:space="preserve"> </w:t>
+      </w:r>
+      <w:r>
+        <w:rPr>
+          <w:sz w:val="28"/>
+          <w:szCs w:val="28"/>
+          <w:lang w:val="en-US"/>
+        </w:rPr>
+        <w:t>np</w:t>
+      </w:r>
+    </w:p>
+    <w:p>
+      <w:pPr>
+        <w:spacing w:after="160" w:line="259" w:lineRule="auto"/>
+      </w:pPr>
     </w:p>
     <w:p/>
     <w:sectPr>
